--- a/wbe-review/WBE_Review_Ch8_Evidence_Freeze_Audit.docx
+++ b/wbe-review/WBE_Review_Ch8_Evidence_Freeze_Audit.docx
@@ -791,6 +791,132 @@
       </w:r>
       <w:r>
         <w:t xml:space="preserve">Every citation in this review — including the ones with the highest metadata confidence (e.g., [13] Rainey et al., [33] Chettleburgh et al., [48] Safford et al., all resolved via PubMed-indexed records or dedicated author-list searches) — is supported only by search-engine-summarized abstracts, snippets, or metadata records, never by the full text of the source itself. This is stated once here as a blanket fact rather than re-flagged per source, consistent with the main document’s practice, but is restated explicitly in this audit because it is the single most consequential limitation of the entire review to date.</w:t>
+      </w:r>
+    </w:p>
+    <w:p>
+      <w:pPr>
+        <w:pStyle w:val="BodyText"/>
+      </w:pPr>
+      <w:r>
+        <w:rPr>
+          <w:bCs/>
+          <w:b/>
+        </w:rPr>
+        <w:t xml:space="preserve">2026-07-13 retest and access-failure log.</w:t>
+      </w:r>
+      <w:r>
+        <w:t xml:space="preserve"> </w:t>
+      </w:r>
+      <w:r>
+        <w:t xml:space="preserve">Immediately before this revision, WebFetch was re-tested against two representative targets:</w:t>
+      </w:r>
+      <w:r>
+        <w:t xml:space="preserve"> </w:t>
+      </w:r>
+      <w:r>
+        <w:rPr>
+          <w:rStyle w:val="VerbatimChar"/>
+        </w:rPr>
+        <w:t xml:space="preserve">https://doi.org/10.1021/acsestwater.2c00053</w:t>
+      </w:r>
+      <w:r>
+        <w:t xml:space="preserve"> </w:t>
+      </w:r>
+      <w:r>
+        <w:t xml:space="preserve">([48] Safford et al.) and</w:t>
+      </w:r>
+      <w:r>
+        <w:t xml:space="preserve"> </w:t>
+      </w:r>
+      <w:r>
+        <w:rPr>
+          <w:rStyle w:val="VerbatimChar"/>
+        </w:rPr>
+        <w:t xml:space="preserve">https://pubmed.ncbi.nlm.nih.gov/37660819/</w:t>
+      </w:r>
+      <w:r>
+        <w:t xml:space="preserve"> </w:t>
+      </w:r>
+      <w:r>
+        <w:t xml:space="preserve">([33] Chettleburgh et al.). Both returned</w:t>
+      </w:r>
+      <w:r>
+        <w:t xml:space="preserve"> </w:t>
+      </w:r>
+      <w:r>
+        <w:rPr>
+          <w:bCs/>
+          <w:b/>
+        </w:rPr>
+        <w:t xml:space="preserve">HTTP 403 Forbidden</w:t>
+      </w:r>
+      <w:r>
+        <w:t xml:space="preserve">. This is the same failure mode documented at every prior full-text attempt across Chapters 1–8 — no publisher, PMC, DOI-resolver, or PubMed page has ever returned content to this session. A tool-registry search additionally confirmed</w:t>
+      </w:r>
+      <w:r>
+        <w:t xml:space="preserve"> </w:t>
+      </w:r>
+      <w:r>
+        <w:rPr>
+          <w:bCs/>
+          <w:b/>
+        </w:rPr>
+        <w:t xml:space="preserve">no Web of Science, Scopus, or other bibliographic-database connector is available to this session at all</w:t>
+      </w:r>
+      <w:r>
+        <w:t xml:space="preserve"> </w:t>
+      </w:r>
+      <w:r>
+        <w:t xml:space="preserve">(see</w:t>
+      </w:r>
+      <w:r>
+        <w:t xml:space="preserve"> </w:t>
+      </w:r>
+      <w:r>
+        <w:rPr>
+          <w:rStyle w:val="VerbatimChar"/>
+        </w:rPr>
+        <w:t xml:space="preserve">WBE_Review_Systematic_Search_Strategy.md</w:t>
+      </w:r>
+      <w:r>
+        <w:t xml:space="preserve"> </w:t>
+      </w:r>
+      <w:r>
+        <w:t xml:space="preserve">§6 for the full test record). Because the failure reason is identical and structural (a blocked outbound-fetch capability, not a per-source access-tier issue), it is logged once here rather than as 51 near-duplicate rows; the Citation Verification Table’s per-row</w:t>
+      </w:r>
+      <w:r>
+        <w:t xml:space="preserve"> </w:t>
+      </w:r>
+      <w:r>
+        <w:t xml:space="preserve">“</w:t>
+      </w:r>
+      <w:r>
+        <w:t xml:space="preserve">Claim status</w:t>
+      </w:r>
+      <w:r>
+        <w:t xml:space="preserve">”</w:t>
+      </w:r>
+      <w:r>
+        <w:t xml:space="preserve"> </w:t>
+      </w:r>
+      <w:r>
+        <w:t xml:space="preserve">column already records the resulting confidence downgrade for each individual reference.</w:t>
+      </w:r>
+      <w:r>
+        <w:t xml:space="preserve"> </w:t>
+      </w:r>
+      <w:r>
+        <w:rPr>
+          <w:bCs/>
+          <w:b/>
+        </w:rPr>
+        <w:t xml:space="preserve">Remediation requires one of:</w:t>
+      </w:r>
+      <w:r>
+        <w:t xml:space="preserve"> </w:t>
+      </w:r>
+      <w:r>
+        <w:t xml:space="preserve">(a) database/full-text access being granted to this session (not currently possible from within the session itself), or (b) the user supplying PDFs, exports, or pasted full text for specific papers, which this session can read and audit directly once provided. Until either occurs, the correct and honest state of this count is 0/51, not a higher number.</w:t>
       </w:r>
     </w:p>
     <w:bookmarkEnd w:id="21"/>

--- a/wbe-review/WBE_Review_Ch8_Evidence_Freeze_Audit.docx
+++ b/wbe-review/WBE_Review_Ch8_Evidence_Freeze_Audit.docx
@@ -2,7 +2,7 @@
 <file path=word/document.xml><?xml version="1.0" encoding="utf-8"?>
 <w:document xmlns:w="http://schemas.openxmlformats.org/wordprocessingml/2006/main" xmlns:m="http://schemas.openxmlformats.org/officeDocument/2006/math" xmlns:r="http://schemas.openxmlformats.org/officeDocument/2006/relationships" xmlns:o="urn:schemas-microsoft-com:office:office" xmlns:v="urn:schemas-microsoft-com:vml" xmlns:w10="urn:schemas-microsoft-com:office:word" xmlns:a="http://schemas.openxmlformats.org/drawingml/2006/main" xmlns:pic="http://schemas.openxmlformats.org/drawingml/2006/picture" xmlns:wp="http://schemas.openxmlformats.org/drawingml/2006/wordprocessingDrawing">
   <w:body>
-    <w:bookmarkStart w:id="24" w:name="Xdf07d45a11ee0ede5a44cbda414068471a7baed"/>
+    <w:bookmarkStart w:id="25" w:name="Xdf07d45a11ee0ede5a44cbda414068471a7baed"/>
     <w:p>
       <w:pPr>
         <w:pStyle w:val="Heading1"/>
@@ -1713,7 +1713,358 @@
       </w:r>
     </w:p>
     <w:bookmarkEnd w:id="23"/>
+    <w:bookmarkStart w:id="24" w:name="X947fb3bb5d160470bb1be9a4e49df0355ca4eed"/>
+    <w:p>
+      <w:pPr>
+        <w:pStyle w:val="Heading2"/>
+      </w:pPr>
+      <w:r>
+        <w:t xml:space="preserve">5. Execution toolkit status (added 2026-07-13, additive only — no change to the counts above)</w:t>
+      </w:r>
+    </w:p>
+    <w:p>
+      <w:pPr>
+        <w:pStyle w:val="FirstParagraph"/>
+      </w:pPr>
+      <w:r>
+        <w:t xml:space="preserve">A systematic-review execution toolkit now exists at</w:t>
+      </w:r>
+      <w:r>
+        <w:t xml:space="preserve"> </w:t>
+      </w:r>
+      <w:r>
+        <w:rPr>
+          <w:rStyle w:val="VerbatimChar"/>
+        </w:rPr>
+        <w:t xml:space="preserve">systematic-review/</w:t>
+      </w:r>
+      <w:r>
+        <w:t xml:space="preserve"> </w:t>
+      </w:r>
+      <w:r>
+        <w:t xml:space="preserve">(README, standard directory structure, search-log/screening/data-extraction/claim-audit/table-cell-audit CSV templates, a 44-reference machine-readable seed-recall list, and three tested Python scripts:</w:t>
+      </w:r>
+      <w:r>
+        <w:t xml:space="preserve"> </w:t>
+      </w:r>
+      <w:r>
+        <w:rPr>
+          <w:rStyle w:val="VerbatimChar"/>
+        </w:rPr>
+        <w:t xml:space="preserve">deduplicate_records.py</w:t>
+      </w:r>
+      <w:r>
+        <w:t xml:space="preserve">,</w:t>
+      </w:r>
+      <w:r>
+        <w:t xml:space="preserve"> </w:t>
+      </w:r>
+      <w:r>
+        <w:rPr>
+          <w:rStyle w:val="VerbatimChar"/>
+        </w:rPr>
+        <w:t xml:space="preserve">check_seed_recall.py</w:t>
+      </w:r>
+      <w:r>
+        <w:t xml:space="preserve">,</w:t>
+      </w:r>
+      <w:r>
+        <w:t xml:space="preserve"> </w:t>
+      </w:r>
+      <w:r>
+        <w:rPr>
+          <w:rStyle w:val="VerbatimChar"/>
+        </w:rPr>
+        <w:t xml:space="preserve">generate_prisma_counts.py</w:t>
+      </w:r>
+      <w:r>
+        <w:t xml:space="preserve">). This toolkit changes what this review is</w:t>
+      </w:r>
+      <w:r>
+        <w:t xml:space="preserve"> </w:t>
+      </w:r>
+      <w:r>
+        <w:rPr>
+          <w:iCs/>
+          <w:i/>
+        </w:rPr>
+        <w:t xml:space="preserve">able to do</w:t>
+      </w:r>
+      <w:r>
+        <w:t xml:space="preserve"> </w:t>
+      </w:r>
+      <w:r>
+        <w:t xml:space="preserve">once real data arrives; it changes</w:t>
+      </w:r>
+      <w:r>
+        <w:t xml:space="preserve"> </w:t>
+      </w:r>
+      <w:r>
+        <w:rPr>
+          <w:bCs/>
+          <w:b/>
+        </w:rPr>
+        <w:t xml:space="preserve">nothing</w:t>
+      </w:r>
+      <w:r>
+        <w:t xml:space="preserve"> </w:t>
+      </w:r>
+      <w:r>
+        <w:t xml:space="preserve">about the review’s current evidentiary state:</w:t>
+      </w:r>
+    </w:p>
+    <w:p>
+      <w:pPr>
+        <w:numPr>
+          <w:ilvl w:val="0"/>
+          <w:numId w:val="1001"/>
+        </w:numPr>
+        <w:pStyle w:val="Compact"/>
+      </w:pPr>
+      <w:r>
+        <w:rPr>
+          <w:bCs/>
+          <w:b/>
+        </w:rPr>
+        <w:t xml:space="preserve">The formal database search has still not been executed.</w:t>
+      </w:r>
+      <w:r>
+        <w:t xml:space="preserve"> </w:t>
+      </w:r>
+      <w:r>
+        <w:t xml:space="preserve">No Web of Science, Scopus, or PubMed query has been run against a real database from within this session — see</w:t>
+      </w:r>
+      <w:r>
+        <w:t xml:space="preserve"> </w:t>
+      </w:r>
+      <w:r>
+        <w:rPr>
+          <w:rStyle w:val="VerbatimChar"/>
+        </w:rPr>
+        <w:t xml:space="preserve">WBE_Review_Systematic_Search_Strategy.md</w:t>
+      </w:r>
+      <w:r>
+        <w:t xml:space="preserve"> </w:t>
+      </w:r>
+      <w:r>
+        <w:t xml:space="preserve">§16 for the tested basis of that statement, re-confirmed this round.</w:t>
+      </w:r>
+    </w:p>
+    <w:p>
+      <w:pPr>
+        <w:numPr>
+          <w:ilvl w:val="0"/>
+          <w:numId w:val="1001"/>
+        </w:numPr>
+        <w:pStyle w:val="Compact"/>
+      </w:pPr>
+      <w:r>
+        <w:rPr>
+          <w:bCs/>
+          <w:b/>
+        </w:rPr>
+        <w:t xml:space="preserve">Full-text verification remains 0/51.</w:t>
+      </w:r>
+      <w:r>
+        <w:t xml:space="preserve"> </w:t>
+      </w:r>
+      <w:r>
+        <w:t xml:space="preserve">The toolkit’s scripts were exercised only against clearly-labeled synthetic test fixtures (</w:t>
+      </w:r>
+      <w:r>
+        <w:rPr>
+          <w:rStyle w:val="VerbatimChar"/>
+        </w:rPr>
+        <w:t xml:space="preserve">systematic-review/tests/synthetic_fixtures/</w:t>
+      </w:r>
+      <w:r>
+        <w:t xml:space="preserve">,</w:t>
+      </w:r>
+      <w:r>
+        <w:t xml:space="preserve"> </w:t>
+      </w:r>
+      <w:r>
+        <w:rPr>
+          <w:rStyle w:val="VerbatimChar"/>
+        </w:rPr>
+        <w:t xml:space="preserve">systematic-review/tests/TEST_RESULTS.md</w:t>
+      </w:r>
+      <w:r>
+        <w:t xml:space="preserve">) to confirm they parse, deduplicate, and report correctly — no synthetic result was allowed to touch</w:t>
+      </w:r>
+      <w:r>
+        <w:t xml:space="preserve"> </w:t>
+      </w:r>
+      <w:r>
+        <w:rPr>
+          <w:rStyle w:val="VerbatimChar"/>
+        </w:rPr>
+        <w:t xml:space="preserve">data/raw/</w:t>
+      </w:r>
+      <w:r>
+        <w:t xml:space="preserve">,</w:t>
+      </w:r>
+      <w:r>
+        <w:t xml:space="preserve"> </w:t>
+      </w:r>
+      <w:r>
+        <w:rPr>
+          <w:rStyle w:val="VerbatimChar"/>
+        </w:rPr>
+        <w:t xml:space="preserve">data/processed/</w:t>
+      </w:r>
+      <w:r>
+        <w:t xml:space="preserve">,</w:t>
+      </w:r>
+      <w:r>
+        <w:t xml:space="preserve"> </w:t>
+      </w:r>
+      <w:r>
+        <w:rPr>
+          <w:rStyle w:val="VerbatimChar"/>
+        </w:rPr>
+        <w:t xml:space="preserve">reports/</w:t>
+      </w:r>
+      <w:r>
+        <w:t xml:space="preserve">, or</w:t>
+      </w:r>
+      <w:r>
+        <w:t xml:space="preserve"> </w:t>
+      </w:r>
+      <w:r>
+        <w:rPr>
+          <w:rStyle w:val="VerbatimChar"/>
+        </w:rPr>
+        <w:t xml:space="preserve">logs/</w:t>
+      </w:r>
+      <w:r>
+        <w:t xml:space="preserve">, which remain empty (only</w:t>
+      </w:r>
+      <w:r>
+        <w:t xml:space="preserve"> </w:t>
+      </w:r>
+      <w:r>
+        <w:rPr>
+          <w:rStyle w:val="VerbatimChar"/>
+        </w:rPr>
+        <w:t xml:space="preserve">.gitkeep</w:t>
+      </w:r>
+      <w:r>
+        <w:t xml:space="preserve"> </w:t>
+      </w:r>
+      <w:r>
+        <w:t xml:space="preserve">placeholders) exactly as they should be with zero real searches executed.</w:t>
+      </w:r>
+    </w:p>
+    <w:p>
+      <w:pPr>
+        <w:numPr>
+          <w:ilvl w:val="0"/>
+          <w:numId w:val="1001"/>
+        </w:numPr>
+        <w:pStyle w:val="Compact"/>
+      </w:pPr>
+      <w:r>
+        <w:rPr>
+          <w:bCs/>
+          <w:b/>
+        </w:rPr>
+        <w:t xml:space="preserve">No real PRISMA number exists.</w:t>
+      </w:r>
+      <w:r>
+        <w:t xml:space="preserve"> </w:t>
+      </w:r>
+      <w:r>
+        <w:rPr>
+          <w:rStyle w:val="VerbatimChar"/>
+        </w:rPr>
+        <w:t xml:space="preserve">systematic-review/reports/prisma_counts.md</w:t>
+      </w:r>
+      <w:r>
+        <w:t xml:space="preserve"> </w:t>
+      </w:r>
+      <w:r>
+        <w:t xml:space="preserve">does not currently exist in the real (non-test)</w:t>
+      </w:r>
+      <w:r>
+        <w:t xml:space="preserve"> </w:t>
+      </w:r>
+      <w:r>
+        <w:rPr>
+          <w:rStyle w:val="VerbatimChar"/>
+        </w:rPr>
+        <w:t xml:space="preserve">reports/</w:t>
+      </w:r>
+      <w:r>
+        <w:t xml:space="preserve"> </w:t>
+      </w:r>
+      <w:r>
+        <w:t xml:space="preserve">directory; when</w:t>
+      </w:r>
+      <w:r>
+        <w:t xml:space="preserve"> </w:t>
+      </w:r>
+      <w:r>
+        <w:rPr>
+          <w:rStyle w:val="VerbatimChar"/>
+        </w:rPr>
+        <w:t xml:space="preserve">generate_prisma_counts.py</w:t>
+      </w:r>
+      <w:r>
+        <w:t xml:space="preserve"> </w:t>
+      </w:r>
+      <w:r>
+        <w:t xml:space="preserve">is run against real data it will either compute genuine counts or write an explicit</w:t>
+      </w:r>
+      <w:r>
+        <w:t xml:space="preserve"> </w:t>
+      </w:r>
+      <w:r>
+        <w:rPr>
+          <w:rStyle w:val="VerbatimChar"/>
+        </w:rPr>
+        <w:t xml:space="preserve">STATUS: NOT EXECUTED</w:t>
+      </w:r>
+      <w:r>
+        <w:t xml:space="preserve">, never a placeholder.</w:t>
+      </w:r>
+    </w:p>
+    <w:p>
+      <w:pPr>
+        <w:numPr>
+          <w:ilvl w:val="0"/>
+          <w:numId w:val="1001"/>
+        </w:numPr>
+        <w:pStyle w:val="Compact"/>
+      </w:pPr>
+      <w:r>
+        <w:rPr>
+          <w:bCs/>
+          <w:b/>
+        </w:rPr>
+        <w:t xml:space="preserve">Next-state trigger, stated explicitly:</w:t>
+      </w:r>
+      <w:r>
+        <w:t xml:space="preserve"> </w:t>
+      </w:r>
+      <w:r>
+        <w:t xml:space="preserve">this review’s evidence base moves out of its current frozen state only when the user (or someone with institutional access) supplies real Web of Science, Scopus, and PubMed export files into</w:t>
+      </w:r>
+      <w:r>
+        <w:t xml:space="preserve"> </w:t>
+      </w:r>
+      <w:r>
+        <w:rPr>
+          <w:rStyle w:val="VerbatimChar"/>
+        </w:rPr>
+        <w:t xml:space="preserve">systematic-review/data/raw/{wos,scopus,pubmed}/</w:t>
+      </w:r>
+      <w:r>
+        <w:t xml:space="preserve">. Until that file transfer happens, Chapters 1–8 remain frozen, Chapter 9 does not begin, and this section’s own status should be re-read as still current.</w:t>
+      </w:r>
+    </w:p>
     <w:bookmarkEnd w:id="24"/>
+    <w:bookmarkEnd w:id="25"/>
     <w:sectPr>
       <w:pgSz w:h="15840" w:w="12240"/>
       <w:pgMar w:bottom="1008" w:left="864" w:right="864" w:top="1008"/>
@@ -1823,8 +2174,87 @@
       </w:pPr>
     </w:lvl>
   </w:abstractNum>
+  <w:abstractNum w:abstractNumId="991">
+    <w:nsid w:val="A991"/>
+    <w:multiLevelType w:val="multilevel"/>
+    <w:lvl w:ilvl="0">
+      <w:numFmt w:val="bullet"/>
+      <w:lvlText w:val="•"/>
+      <w:lvlJc w:val="left"/>
+      <w:pPr>
+        <w:ind w:left="720" w:hanging="480"/>
+      </w:pPr>
+    </w:lvl>
+    <w:lvl w:ilvl="1">
+      <w:numFmt w:val="bullet"/>
+      <w:lvlText w:val="–"/>
+      <w:lvlJc w:val="left"/>
+      <w:pPr>
+        <w:ind w:left="1440" w:hanging="480"/>
+      </w:pPr>
+    </w:lvl>
+    <w:lvl w:ilvl="2">
+      <w:numFmt w:val="bullet"/>
+      <w:lvlText w:val="•"/>
+      <w:lvlJc w:val="left"/>
+      <w:pPr>
+        <w:ind w:left="2160" w:hanging="480"/>
+      </w:pPr>
+    </w:lvl>
+    <w:lvl w:ilvl="3">
+      <w:numFmt w:val="bullet"/>
+      <w:lvlText w:val="–"/>
+      <w:lvlJc w:val="left"/>
+      <w:pPr>
+        <w:ind w:left="2880" w:hanging="480"/>
+      </w:pPr>
+    </w:lvl>
+    <w:lvl w:ilvl="4">
+      <w:numFmt w:val="bullet"/>
+      <w:lvlText w:val="•"/>
+      <w:lvlJc w:val="left"/>
+      <w:pPr>
+        <w:ind w:left="3600" w:hanging="480"/>
+      </w:pPr>
+    </w:lvl>
+    <w:lvl w:ilvl="5">
+      <w:numFmt w:val="bullet"/>
+      <w:lvlText w:val="–"/>
+      <w:lvlJc w:val="left"/>
+      <w:pPr>
+        <w:ind w:left="4320" w:hanging="480"/>
+      </w:pPr>
+    </w:lvl>
+    <w:lvl w:ilvl="6">
+      <w:numFmt w:val="bullet"/>
+      <w:lvlText w:val="•"/>
+      <w:lvlJc w:val="left"/>
+      <w:pPr>
+        <w:ind w:left="5040" w:hanging="480"/>
+      </w:pPr>
+    </w:lvl>
+    <w:lvl w:ilvl="7">
+      <w:numFmt w:val="bullet"/>
+      <w:lvlText w:val="–"/>
+      <w:lvlJc w:val="left"/>
+      <w:pPr>
+        <w:ind w:left="5760" w:hanging="480"/>
+      </w:pPr>
+    </w:lvl>
+    <w:lvl w:ilvl="8">
+      <w:numFmt w:val="bullet"/>
+      <w:lvlText w:val="•"/>
+      <w:lvlJc w:val="left"/>
+      <w:pPr>
+        <w:ind w:left="6480" w:hanging="480"/>
+      </w:pPr>
+    </w:lvl>
+  </w:abstractNum>
   <w:num w:numId="1000">
     <w:abstractNumId w:val="990"/>
+  </w:num>
+  <w:num w:numId="1001">
+    <w:abstractNumId w:val="991"/>
   </w:num>
 </w:numbering>
 </file>

--- a/wbe-review/WBE_Review_Ch8_Evidence_Freeze_Audit.docx
+++ b/wbe-review/WBE_Review_Ch8_Evidence_Freeze_Audit.docx
@@ -2,13 +2,13 @@
 <file path=word/document.xml><?xml version="1.0" encoding="utf-8"?>
 <w:document xmlns:w="http://schemas.openxmlformats.org/wordprocessingml/2006/main" xmlns:m="http://schemas.openxmlformats.org/officeDocument/2006/math" xmlns:r="http://schemas.openxmlformats.org/officeDocument/2006/relationships" xmlns:o="urn:schemas-microsoft-com:office:office" xmlns:v="urn:schemas-microsoft-com:vml" xmlns:w10="urn:schemas-microsoft-com:office:word" xmlns:a="http://schemas.openxmlformats.org/drawingml/2006/main" xmlns:pic="http://schemas.openxmlformats.org/drawingml/2006/picture" xmlns:wp="http://schemas.openxmlformats.org/drawingml/2006/wordprocessingDrawing">
   <w:body>
-    <w:bookmarkStart w:id="25" w:name="Xdf07d45a11ee0ede5a44cbda414068471a7baed"/>
+    <w:bookmarkStart w:id="27" w:name="Xddb9f51848f9e130dd78a16a7e74a257aadf2ef"/>
     <w:p>
       <w:pPr>
         <w:pStyle w:val="Heading1"/>
       </w:pPr>
       <w:r>
-        <w:t xml:space="preserve">Evidence Freeze Audit — WBE Review, Chapters 1–8 (2026-07-13)</w:t>
+        <w:t xml:space="preserve">Evidence Freeze Audit — WBE Review, Chapters 1–10 (updated 2026-07-18)</w:t>
       </w:r>
     </w:p>
     <w:p>
@@ -16,19 +16,131 @@
         <w:pStyle w:val="FirstParagraph"/>
       </w:pPr>
       <w:r>
-        <w:t xml:space="preserve">This note takes a snapshot (</w:t>
+        <w:rPr>
+          <w:bCs/>
+          <w:b/>
+        </w:rPr>
+        <w:t xml:space="preserve">What is, and is not, frozen.</w:t>
+      </w:r>
+      <w:r>
+        <w:t xml:space="preserve"> </w:t>
+      </w:r>
+      <w:r>
+        <w:t xml:space="preserve">This file’s name retains</w:t>
+      </w:r>
+      <w:r>
+        <w:t xml:space="preserve"> </w:t>
       </w:r>
       <w:r>
         <w:t xml:space="preserve">“</w:t>
       </w:r>
       <w:r>
-        <w:t xml:space="preserve">freeze</w:t>
+        <w:t xml:space="preserve">freeze audit</w:t>
       </w:r>
       <w:r>
         <w:t xml:space="preserve">”</w:t>
       </w:r>
       <w:r>
-        <w:t xml:space="preserve">) of the review’s current evidence base before Chapter 9 begins, per instruction. It counts, per chapter: primary WBE original studies, systematic reviews, general (non-WBE) methodological literature, full-text-read sources, abstract/metadata-only sources, and paragraphs lacking a specific citation. Counts are derived from</w:t>
+        <w:t xml:space="preserve"> </w:t>
+      </w:r>
+      <w:r>
+        <w:t xml:space="preserve">from when it was first created (2026-07-13, before Chapter 9 existed), but its counts are recomputed every round a chapter adds references — this round covers Chapter 10’s eight additional sources. What</w:t>
+      </w:r>
+      <w:r>
+        <w:t xml:space="preserve"> </w:t>
+      </w:r>
+      <w:r>
+        <w:rPr>
+          <w:iCs/>
+          <w:i/>
+        </w:rPr>
+        <w:t xml:space="preserve">is</w:t>
+      </w:r>
+      <w:r>
+        <w:t xml:space="preserve"> </w:t>
+      </w:r>
+      <w:r>
+        <w:t xml:space="preserve">frozen, permanently, as a documented fact about this review’s methodology, is the</w:t>
+      </w:r>
+      <w:r>
+        <w:t xml:space="preserve"> </w:t>
+      </w:r>
+      <w:r>
+        <w:rPr>
+          <w:bCs/>
+          <w:b/>
+        </w:rPr>
+        <w:t xml:space="preserve">full-text-verification status</w:t>
+      </w:r>
+      <w:r>
+        <w:t xml:space="preserve">: this review has never read a single source in full text, at any point, in any chapter, and that fact does not change as chapters are added — only the denominator it is reported against grows. Do not read</w:t>
+      </w:r>
+      <w:r>
+        <w:t xml:space="preserve"> </w:t>
+      </w:r>
+      <w:r>
+        <w:t xml:space="preserve">“</w:t>
+      </w:r>
+      <w:r>
+        <w:t xml:space="preserve">0/51</w:t>
+      </w:r>
+      <w:r>
+        <w:t xml:space="preserve">”</w:t>
+      </w:r>
+      <w:r>
+        <w:t xml:space="preserve"> </w:t>
+      </w:r>
+      <w:r>
+        <w:t xml:space="preserve">or</w:t>
+      </w:r>
+      <w:r>
+        <w:t xml:space="preserve"> </w:t>
+      </w:r>
+      <w:r>
+        <w:t xml:space="preserve">“</w:t>
+      </w:r>
+      <w:r>
+        <w:t xml:space="preserve">0/59</w:t>
+      </w:r>
+      <w:r>
+        <w:t xml:space="preserve">”</w:t>
+      </w:r>
+      <w:r>
+        <w:t xml:space="preserve"> </w:t>
+      </w:r>
+      <w:r>
+        <w:t xml:space="preserve">anywhere in this project’s history as a claim that has since become false; each was the correct count</w:t>
+      </w:r>
+      <w:r>
+        <w:t xml:space="preserve"> </w:t>
+      </w:r>
+      <w:r>
+        <w:rPr>
+          <w:iCs/>
+          <w:i/>
+        </w:rPr>
+        <w:t xml:space="preserve">as of that round</w:t>
+      </w:r>
+      <w:r>
+        <w:t xml:space="preserve">, superseded here by the correct count as of this round:</w:t>
+      </w:r>
+      <w:r>
+        <w:t xml:space="preserve"> </w:t>
+      </w:r>
+      <w:r>
+        <w:rPr>
+          <w:bCs/>
+          <w:b/>
+        </w:rPr>
+        <w:t xml:space="preserve">0 of 67 active references full-text read.</w:t>
+      </w:r>
+    </w:p>
+    <w:p>
+      <w:pPr>
+        <w:pStyle w:val="BodyText"/>
+      </w:pPr>
+      <w:r>
+        <w:t xml:space="preserve">This note counts, per chapter: primary WBE original studies, systematic reviews, general (non-WBE) methodological literature, institutional/policy sources, conceptual/ethics/policy-analysis sources (introduced by Chapter 9); full-text-read sources, abstract/metadata-only sources, metadata-verified vs. metadata-unresolved sources, preprints, and paragraphs without a specific citation. Counts are derived from</w:t>
       </w:r>
       <w:r>
         <w:t xml:space="preserve"> </w:t>
@@ -37,13 +149,28 @@
         <w:rPr>
           <w:rStyle w:val="VerbatimChar"/>
         </w:rPr>
+        <w:t xml:space="preserve">WBE_Review_References.md</w:t>
+      </w:r>
+      <w:r>
+        <w:t xml:space="preserve"> </w:t>
+      </w:r>
+      <w:r>
+        <w:t xml:space="preserve">and</w:t>
+      </w:r>
+      <w:r>
+        <w:t xml:space="preserve"> </w:t>
+      </w:r>
+      <w:r>
+        <w:rPr>
+          <w:rStyle w:val="VerbatimChar"/>
+        </w:rPr>
         <w:t xml:space="preserve">WBE_Review_Citation_Verification_Table.md</w:t>
       </w:r>
       <w:r>
         <w:t xml:space="preserve"> </w:t>
       </w:r>
       <w:r>
-        <w:t xml:space="preserve">(51 rows, references [1]–[50] plus [32b]) and a structured scan of</w:t>
+        <w:t xml:space="preserve">and a structured scan of</w:t>
       </w:r>
       <w:r>
         <w:t xml:space="preserve"> </w:t>
@@ -52,7 +179,7 @@
         <w:rPr>
           <w:rStyle w:val="VerbatimChar"/>
         </w:rPr>
-        <w:t xml:space="preserve">WBE_Review_Ch1-8.md</w:t>
+        <w:t xml:space="preserve">WBE_Review_Ch1-10.md</w:t>
       </w:r>
       <w:r>
         <w:t xml:space="preserve">.</w:t>
@@ -65,33 +192,13 @@
         </w:pict>
       </w:r>
     </w:p>
-    <w:bookmarkStart w:id="20" w:name="X625dbf7fd434ba1ac6ce7f645f406e7aceb664d"/>
+    <w:bookmarkStart w:id="20" w:name="headline-numbers-recomputed-this-round"/>
     <w:p>
       <w:pPr>
         <w:pStyle w:val="Heading2"/>
       </w:pPr>
       <w:r>
-        <w:t xml:space="preserve">1. Reference counts by chapter and evidence type</w:t>
-      </w:r>
-    </w:p>
-    <w:p>
-      <w:pPr>
-        <w:pStyle w:val="FirstParagraph"/>
-      </w:pPr>
-      <w:r>
-        <w:t xml:space="preserve">“</w:t>
-      </w:r>
-      <w:r>
-        <w:t xml:space="preserve">Institutional/policy/secondary</w:t>
-      </w:r>
-      <w:r>
-        <w:t xml:space="preserve">”</w:t>
-      </w:r>
-      <w:r>
-        <w:t xml:space="preserve"> </w:t>
-      </w:r>
-      <w:r>
-        <w:t xml:space="preserve">is used as a fourth category, not requested explicitly but necessary for honesty: WHO, EU, NASEM, Eurosurveillance, and news-commentary sources are neither primary WBE studies, systematic reviews, nor general methodological literature, and forcing them into one of those three would misrepresent them.</w:t>
+        <w:t xml:space="preserve">0. Headline numbers (recomputed this round)</w:t>
       </w:r>
     </w:p>
     <w:tbl>
@@ -102,12 +209,8 @@
         <w:jc w:val="start"/>
       </w:tblPr>
       <w:tblGrid>
-        <w:gridCol w:w="1320"/>
-        <w:gridCol w:w="1320"/>
-        <w:gridCol w:w="1320"/>
-        <w:gridCol w:w="1320"/>
-        <w:gridCol w:w="1320"/>
-        <w:gridCol w:w="1320"/>
+        <w:gridCol w:w="3960"/>
+        <w:gridCol w:w="3960"/>
       </w:tblGrid>
       <w:tr>
         <w:trPr>
@@ -121,511 +224,19 @@
               <w:jc w:val="left"/>
             </w:pPr>
             <w:r>
-              <w:t xml:space="preserve">Chapter</w:t>
-            </w:r>
-          </w:p>
-        </w:tc>
-        <w:tc>
-          <w:tcPr/>
-          <w:p>
-            <w:pPr>
-              <w:pStyle w:val="Compact"/>
-              <w:jc w:val="left"/>
-            </w:pPr>
-            <w:r>
-              <w:t xml:space="preserve">Primary WBE original study</w:t>
-            </w:r>
-          </w:p>
-        </w:tc>
-        <w:tc>
-          <w:tcPr/>
-          <w:p>
-            <w:pPr>
-              <w:pStyle w:val="Compact"/>
-              <w:jc w:val="left"/>
-            </w:pPr>
-            <w:r>
-              <w:t xml:space="preserve">Systematic review / secondary evidence</w:t>
-            </w:r>
-          </w:p>
-        </w:tc>
-        <w:tc>
-          <w:tcPr/>
-          <w:p>
-            <w:pPr>
-              <w:pStyle w:val="Compact"/>
-              <w:jc w:val="left"/>
-            </w:pPr>
-            <w:r>
-              <w:t xml:space="preserve">General (non-WBE) methodological literature</w:t>
-            </w:r>
-          </w:p>
-        </w:tc>
-        <w:tc>
-          <w:tcPr/>
-          <w:p>
-            <w:pPr>
-              <w:pStyle w:val="Compact"/>
-              <w:jc w:val="left"/>
-            </w:pPr>
-            <w:r>
-              <w:t xml:space="preserve">Institutional / policy / secondary source</w:t>
-            </w:r>
-          </w:p>
-        </w:tc>
-        <w:tc>
-          <w:tcPr/>
-          <w:p>
-            <w:pPr>
-              <w:pStyle w:val="Compact"/>
-              <w:jc w:val="left"/>
-            </w:pPr>
-            <w:r>
-              <w:t xml:space="preserve">Total references (first cited in this chapter)</w:t>
-            </w:r>
-          </w:p>
-        </w:tc>
-      </w:tr>
-      <w:tr>
-        <w:tc>
-          <w:tcPr/>
-          <w:p>
-            <w:pPr>
-              <w:pStyle w:val="Compact"/>
-              <w:jc w:val="left"/>
-            </w:pPr>
-            <w:r>
-              <w:t xml:space="preserve">1–2 (Introduction, Methodology)</w:t>
-            </w:r>
-          </w:p>
-        </w:tc>
-        <w:tc>
-          <w:tcPr/>
-          <w:p>
-            <w:pPr>
-              <w:pStyle w:val="Compact"/>
-              <w:jc w:val="left"/>
-            </w:pPr>
-            <w:r>
-              <w:t xml:space="preserve">0</w:t>
-            </w:r>
-          </w:p>
-        </w:tc>
-        <w:tc>
-          <w:tcPr/>
-          <w:p>
-            <w:pPr>
-              <w:pStyle w:val="Compact"/>
-              <w:jc w:val="left"/>
-            </w:pPr>
-            <w:r>
-              <w:t xml:space="preserve">3 ([2] Boogaerts, [12] Punch, [17] Zhu)</w:t>
-            </w:r>
-          </w:p>
-        </w:tc>
-        <w:tc>
-          <w:tcPr/>
-          <w:p>
-            <w:pPr>
-              <w:pStyle w:val="Compact"/>
-              <w:jc w:val="left"/>
-            </w:pPr>
-            <w:r>
-              <w:t xml:space="preserve">0</w:t>
-            </w:r>
-          </w:p>
-        </w:tc>
-        <w:tc>
-          <w:tcPr/>
-          <w:p>
-            <w:pPr>
-              <w:pStyle w:val="Compact"/>
-              <w:jc w:val="left"/>
-            </w:pPr>
-            <w:r>
-              <w:t xml:space="preserve">7 ([1],[4],[5],[7],[11],[14],[15])</w:t>
-            </w:r>
-          </w:p>
-        </w:tc>
-        <w:tc>
-          <w:tcPr/>
-          <w:p>
-            <w:pPr>
-              <w:pStyle w:val="Compact"/>
-              <w:jc w:val="left"/>
-            </w:pPr>
-            <w:r>
-              <w:t xml:space="preserve">10</w:t>
-            </w:r>
-          </w:p>
-        </w:tc>
-      </w:tr>
-      <w:tr>
-        <w:tc>
-          <w:tcPr/>
-          <w:p>
-            <w:pPr>
-              <w:pStyle w:val="Compact"/>
-              <w:jc w:val="left"/>
-            </w:pPr>
-            <w:r>
-              <w:t xml:space="preserve">3–4 (Inverse problem, sewer transport)</w:t>
-            </w:r>
-          </w:p>
-        </w:tc>
-        <w:tc>
-          <w:tcPr/>
-          <w:p>
-            <w:pPr>
-              <w:pStyle w:val="Compact"/>
-              <w:jc w:val="left"/>
-            </w:pPr>
-            <w:r>
-              <w:t xml:space="preserve">6 ([3],[8],[9],[10],[13],[16])</w:t>
-            </w:r>
-          </w:p>
-        </w:tc>
-        <w:tc>
-          <w:tcPr/>
-          <w:p>
-            <w:pPr>
-              <w:pStyle w:val="Compact"/>
-              <w:jc w:val="left"/>
-            </w:pPr>
-            <w:r>
-              <w:t xml:space="preserve">0</w:t>
-            </w:r>
-          </w:p>
-        </w:tc>
-        <w:tc>
-          <w:tcPr/>
-          <w:p>
-            <w:pPr>
-              <w:pStyle w:val="Compact"/>
-              <w:jc w:val="left"/>
-            </w:pPr>
-            <w:r>
-              <w:t xml:space="preserve">1 ([6] Guo — general coronavirus-decay review, not WBE-specific)</w:t>
-            </w:r>
-          </w:p>
-        </w:tc>
-        <w:tc>
-          <w:tcPr/>
-          <w:p>
-            <w:pPr>
-              <w:pStyle w:val="Compact"/>
-              <w:jc w:val="left"/>
-            </w:pPr>
-            <w:r>
-              <w:t xml:space="preserve">0</w:t>
-            </w:r>
-          </w:p>
-        </w:tc>
-        <w:tc>
-          <w:tcPr/>
-          <w:p>
-            <w:pPr>
-              <w:pStyle w:val="Compact"/>
-              <w:jc w:val="left"/>
-            </w:pPr>
-            <w:r>
-              <w:t xml:space="preserve">7</w:t>
-            </w:r>
-          </w:p>
-        </w:tc>
-      </w:tr>
-      <w:tr>
-        <w:tc>
-          <w:tcPr/>
-          <w:p>
-            <w:pPr>
-              <w:pStyle w:val="Compact"/>
-              <w:jc w:val="left"/>
-            </w:pPr>
-            <w:r>
-              <w:t xml:space="preserve">5 (Sampling/analytical)</w:t>
-            </w:r>
-          </w:p>
-        </w:tc>
-        <w:tc>
-          <w:tcPr/>
-          <w:p>
-            <w:pPr>
-              <w:pStyle w:val="Compact"/>
-              <w:jc w:val="left"/>
-            </w:pPr>
-            <w:r>
-              <w:t xml:space="preserve">7 ([18]–[24])</w:t>
-            </w:r>
-          </w:p>
-        </w:tc>
-        <w:tc>
-          <w:tcPr/>
-          <w:p>
-            <w:pPr>
-              <w:pStyle w:val="Compact"/>
-              <w:jc w:val="left"/>
-            </w:pPr>
-            <w:r>
-              <w:t xml:space="preserve">1 ([25] Chen et al., preprint survey)</w:t>
-            </w:r>
-          </w:p>
-        </w:tc>
-        <w:tc>
-          <w:tcPr/>
-          <w:p>
-            <w:pPr>
-              <w:pStyle w:val="Compact"/>
-              <w:jc w:val="left"/>
-            </w:pPr>
-            <w:r>
-              <w:t xml:space="preserve">0</w:t>
-            </w:r>
-          </w:p>
-        </w:tc>
-        <w:tc>
-          <w:tcPr/>
-          <w:p>
-            <w:pPr>
-              <w:pStyle w:val="Compact"/>
-              <w:jc w:val="left"/>
-            </w:pPr>
-            <w:r>
-              <w:t xml:space="preserve">0</w:t>
-            </w:r>
-          </w:p>
-        </w:tc>
-        <w:tc>
-          <w:tcPr/>
-          <w:p>
-            <w:pPr>
-              <w:pStyle w:val="Compact"/>
-              <w:jc w:val="left"/>
-            </w:pPr>
-            <w:r>
-              <w:t xml:space="preserve">8</w:t>
-            </w:r>
-          </w:p>
-        </w:tc>
-      </w:tr>
-      <w:tr>
-        <w:tc>
-          <w:tcPr/>
-          <w:p>
-            <w:pPr>
-              <w:pStyle w:val="Compact"/>
-              <w:jc w:val="left"/>
-            </w:pPr>
-            <w:r>
-              <w:t xml:space="preserve">6 (Normalization)</w:t>
-            </w:r>
-          </w:p>
-        </w:tc>
-        <w:tc>
-          <w:tcPr/>
-          <w:p>
-            <w:pPr>
-              <w:pStyle w:val="Compact"/>
-              <w:jc w:val="left"/>
-            </w:pPr>
-            <w:r>
-              <w:t xml:space="preserve">9 ([26]–[33], [32b])</w:t>
-            </w:r>
-          </w:p>
-        </w:tc>
-        <w:tc>
-          <w:tcPr/>
-          <w:p>
-            <w:pPr>
-              <w:pStyle w:val="Compact"/>
-              <w:jc w:val="left"/>
-            </w:pPr>
-            <w:r>
-              <w:t xml:space="preserve">1 ([34] Ahmed et al.)</w:t>
-            </w:r>
-          </w:p>
-        </w:tc>
-        <w:tc>
-          <w:tcPr/>
-          <w:p>
-            <w:pPr>
-              <w:pStyle w:val="Compact"/>
-              <w:jc w:val="left"/>
-            </w:pPr>
-            <w:r>
-              <w:t xml:space="preserve">0</w:t>
-            </w:r>
-          </w:p>
-        </w:tc>
-        <w:tc>
-          <w:tcPr/>
-          <w:p>
-            <w:pPr>
-              <w:pStyle w:val="Compact"/>
-              <w:jc w:val="left"/>
-            </w:pPr>
-            <w:r>
-              <w:t xml:space="preserve">0</w:t>
-            </w:r>
-          </w:p>
-        </w:tc>
-        <w:tc>
-          <w:tcPr/>
-          <w:p>
-            <w:pPr>
-              <w:pStyle w:val="Compact"/>
-              <w:jc w:val="left"/>
-            </w:pPr>
-            <w:r>
-              <w:t xml:space="preserve">10</w:t>
-            </w:r>
-          </w:p>
-        </w:tc>
-      </w:tr>
-      <w:tr>
-        <w:tc>
-          <w:tcPr/>
-          <w:p>
-            <w:pPr>
-              <w:pStyle w:val="Compact"/>
-              <w:jc w:val="left"/>
-            </w:pPr>
-            <w:r>
-              <w:t xml:space="preserve">7 (Back-calculation/identifiability)</w:t>
-            </w:r>
-          </w:p>
-        </w:tc>
-        <w:tc>
-          <w:tcPr/>
-          <w:p>
-            <w:pPr>
-              <w:pStyle w:val="Compact"/>
-              <w:jc w:val="left"/>
-            </w:pPr>
-            <w:r>
-              <w:t xml:space="preserve">7 ([35],[36],[38],[41],[42],[43],[44])</w:t>
-            </w:r>
-          </w:p>
-        </w:tc>
-        <w:tc>
-          <w:tcPr/>
-          <w:p>
-            <w:pPr>
-              <w:pStyle w:val="Compact"/>
-              <w:jc w:val="left"/>
-            </w:pPr>
-            <w:r>
-              <w:t xml:space="preserve">1 ([40] Wang et al.)</w:t>
-            </w:r>
-          </w:p>
-        </w:tc>
-        <w:tc>
-          <w:tcPr/>
-          <w:p>
-            <w:pPr>
-              <w:pStyle w:val="Compact"/>
-              <w:jc w:val="left"/>
-            </w:pPr>
-            <w:r>
-              <w:t xml:space="preserve">3 ([37] Deva, [39] Liyanage, [45] Alhassan)</w:t>
-            </w:r>
-          </w:p>
-        </w:tc>
-        <w:tc>
-          <w:tcPr/>
-          <w:p>
-            <w:pPr>
-              <w:pStyle w:val="Compact"/>
-              <w:jc w:val="left"/>
-            </w:pPr>
-            <w:r>
-              <w:t xml:space="preserve">0</w:t>
-            </w:r>
-          </w:p>
-        </w:tc>
-        <w:tc>
-          <w:tcPr/>
-          <w:p>
-            <w:pPr>
-              <w:pStyle w:val="Compact"/>
-              <w:jc w:val="left"/>
-            </w:pPr>
-            <w:r>
-              <w:t xml:space="preserve">11</w:t>
-            </w:r>
-          </w:p>
-        </w:tc>
-      </w:tr>
-      <w:tr>
-        <w:tc>
-          <w:tcPr/>
-          <w:p>
-            <w:pPr>
-              <w:pStyle w:val="Compact"/>
-              <w:jc w:val="left"/>
-            </w:pPr>
-            <w:r>
-              <w:t xml:space="preserve">8 (Uncertainty propagation, new this chapter)</w:t>
-            </w:r>
-          </w:p>
-        </w:tc>
-        <w:tc>
-          <w:tcPr/>
-          <w:p>
-            <w:pPr>
-              <w:pStyle w:val="Compact"/>
-              <w:jc w:val="left"/>
-            </w:pPr>
-            <w:r>
-              <w:t xml:space="preserve">4 ([46],[48],[49],[50])</w:t>
-            </w:r>
-          </w:p>
-        </w:tc>
-        <w:tc>
-          <w:tcPr/>
-          <w:p>
-            <w:pPr>
-              <w:pStyle w:val="Compact"/>
-              <w:jc w:val="left"/>
-            </w:pPr>
-            <w:r>
-              <w:t xml:space="preserve">1 ([47] Yang et al.)</w:t>
-            </w:r>
-          </w:p>
-        </w:tc>
-        <w:tc>
-          <w:tcPr/>
-          <w:p>
-            <w:pPr>
-              <w:pStyle w:val="Compact"/>
-              <w:jc w:val="left"/>
-            </w:pPr>
-            <w:r>
-              <w:t xml:space="preserve">0</w:t>
-            </w:r>
-          </w:p>
-        </w:tc>
-        <w:tc>
-          <w:tcPr/>
-          <w:p>
-            <w:pPr>
-              <w:pStyle w:val="Compact"/>
-              <w:jc w:val="left"/>
-            </w:pPr>
-            <w:r>
-              <w:t xml:space="preserve">0</w:t>
-            </w:r>
-          </w:p>
-        </w:tc>
-        <w:tc>
-          <w:tcPr/>
-          <w:p>
-            <w:pPr>
-              <w:pStyle w:val="Compact"/>
-              <w:jc w:val="left"/>
-            </w:pPr>
-            <w:r>
-              <w:t xml:space="preserve">5</w:t>
+              <w:t xml:space="preserve">Metric</w:t>
+            </w:r>
+          </w:p>
+        </w:tc>
+        <w:tc>
+          <w:tcPr/>
+          <w:p>
+            <w:pPr>
+              <w:pStyle w:val="Compact"/>
+              <w:jc w:val="left"/>
+            </w:pPr>
+            <w:r>
+              <w:t xml:space="preserve">Count</w:t>
             </w:r>
           </w:p>
         </w:tc>
@@ -643,7 +254,13 @@
                 <w:bCs/>
                 <w:b/>
               </w:rPr>
-              <w:t xml:space="preserve">Total (unique, 51 entries)</w:t>
+              <w:t xml:space="preserve">Total reference numbers issued</w:t>
+            </w:r>
+            <w:r>
+              <w:t xml:space="preserve"> </w:t>
+            </w:r>
+            <w:r>
+              <w:t xml:space="preserve">([1]–[67], plus [32b])</w:t>
             </w:r>
           </w:p>
         </w:tc>
@@ -659,10 +276,12 @@
                 <w:bCs/>
                 <w:b/>
               </w:rPr>
-              <w:t xml:space="preserve">33</w:t>
-            </w:r>
-          </w:p>
-        </w:tc>
+              <w:t xml:space="preserve">68</w:t>
+            </w:r>
+          </w:p>
+        </w:tc>
+      </w:tr>
+      <w:tr>
         <w:tc>
           <w:tcPr/>
           <w:p>
@@ -675,10 +294,30 @@
                 <w:bCs/>
                 <w:b/>
               </w:rPr>
-              <w:t xml:space="preserve">7</w:t>
-            </w:r>
-          </w:p>
-        </w:tc>
+              <w:t xml:space="preserve">Withdrawn from active citation</w:t>
+            </w:r>
+            <w:r>
+              <w:t xml:space="preserve"> </w:t>
+            </w:r>
+            <w:r>
+              <w:t xml:space="preserve">(metadata unresolved below this review’s citation bar — see §5)</w:t>
+            </w:r>
+          </w:p>
+        </w:tc>
+        <w:tc>
+          <w:tcPr/>
+          <w:p>
+            <w:pPr>
+              <w:pStyle w:val="Compact"/>
+              <w:jc w:val="left"/>
+            </w:pPr>
+            <w:r>
+              <w:t xml:space="preserve">1 ([56])</w:t>
+            </w:r>
+          </w:p>
+        </w:tc>
+      </w:tr>
+      <w:tr>
         <w:tc>
           <w:tcPr/>
           <w:p>
@@ -691,7 +330,7 @@
                 <w:bCs/>
                 <w:b/>
               </w:rPr>
-              <w:t xml:space="preserve">4</w:t>
+              <w:t xml:space="preserve">Active / citable references</w:t>
             </w:r>
           </w:p>
         </w:tc>
@@ -707,10 +346,38 @@
                 <w:bCs/>
                 <w:b/>
               </w:rPr>
-              <w:t xml:space="preserve">7</w:t>
-            </w:r>
-          </w:p>
-        </w:tc>
+              <w:t xml:space="preserve">67</w:t>
+            </w:r>
+          </w:p>
+        </w:tc>
+      </w:tr>
+      <w:tr>
+        <w:tc>
+          <w:tcPr/>
+          <w:p>
+            <w:pPr>
+              <w:pStyle w:val="Compact"/>
+              <w:jc w:val="left"/>
+            </w:pPr>
+            <w:r>
+              <w:t xml:space="preserve">Full text obtained</w:t>
+            </w:r>
+          </w:p>
+        </w:tc>
+        <w:tc>
+          <w:tcPr/>
+          <w:p>
+            <w:pPr>
+              <w:pStyle w:val="Compact"/>
+              <w:jc w:val="left"/>
+            </w:pPr>
+            <w:r>
+              <w:t xml:space="preserve">0 / 67</w:t>
+            </w:r>
+          </w:p>
+        </w:tc>
+      </w:tr>
+      <w:tr>
         <w:tc>
           <w:tcPr/>
           <w:p>
@@ -723,7 +390,213 @@
                 <w:bCs/>
                 <w:b/>
               </w:rPr>
-              <w:t xml:space="preserve">51</w:t>
+              <w:t xml:space="preserve">Full text read</w:t>
+            </w:r>
+          </w:p>
+        </w:tc>
+        <w:tc>
+          <w:tcPr/>
+          <w:p>
+            <w:pPr>
+              <w:pStyle w:val="Compact"/>
+              <w:jc w:val="left"/>
+            </w:pPr>
+            <w:r>
+              <w:rPr>
+                <w:bCs/>
+                <w:b/>
+              </w:rPr>
+              <w:t xml:space="preserve">0 / 67</w:t>
+            </w:r>
+          </w:p>
+        </w:tc>
+      </w:tr>
+      <w:tr>
+        <w:tc>
+          <w:tcPr/>
+          <w:p>
+            <w:pPr>
+              <w:pStyle w:val="Compact"/>
+              <w:jc w:val="left"/>
+            </w:pPr>
+            <w:r>
+              <w:t xml:space="preserve">Claim-level verified (the specific quantitative/comparative claim independently confirmed, not just the source’s existence)</w:t>
+            </w:r>
+          </w:p>
+        </w:tc>
+        <w:tc>
+          <w:tcPr/>
+          <w:p>
+            <w:pPr>
+              <w:pStyle w:val="Compact"/>
+              <w:jc w:val="left"/>
+            </w:pPr>
+            <w:r>
+              <w:t xml:space="preserve">0 / 67</w:t>
+            </w:r>
+          </w:p>
+        </w:tc>
+      </w:tr>
+      <w:tr>
+        <w:tc>
+          <w:tcPr/>
+          <w:p>
+            <w:pPr>
+              <w:pStyle w:val="Compact"/>
+              <w:jc w:val="left"/>
+            </w:pPr>
+            <w:r>
+              <w:t xml:space="preserve">Abstract/snippet checked</w:t>
+            </w:r>
+          </w:p>
+        </w:tc>
+        <w:tc>
+          <w:tcPr/>
+          <w:p>
+            <w:pPr>
+              <w:pStyle w:val="Compact"/>
+              <w:jc w:val="left"/>
+            </w:pPr>
+            <w:r>
+              <w:t xml:space="preserve">67 / 67 (100%)</w:t>
+            </w:r>
+          </w:p>
+        </w:tc>
+      </w:tr>
+      <w:tr>
+        <w:tc>
+          <w:tcPr/>
+          <w:p>
+            <w:pPr>
+              <w:pStyle w:val="Compact"/>
+              <w:jc w:val="left"/>
+            </w:pPr>
+            <w:r>
+              <w:t xml:space="preserve">Metadata verified (author, year, venue, and DOI/identifier cross-confirmed, or a high-confidence single institutional record)</w:t>
+            </w:r>
+          </w:p>
+        </w:tc>
+        <w:tc>
+          <w:tcPr/>
+          <w:p>
+            <w:pPr>
+              <w:pStyle w:val="Compact"/>
+              <w:jc w:val="left"/>
+            </w:pPr>
+            <w:r>
+              <w:t xml:space="preserve">54 / 67</w:t>
+            </w:r>
+          </w:p>
+        </w:tc>
+      </w:tr>
+      <w:tr>
+        <w:tc>
+          <w:tcPr/>
+          <w:p>
+            <w:pPr>
+              <w:pStyle w:val="Compact"/>
+              <w:jc w:val="left"/>
+            </w:pPr>
+            <w:r>
+              <w:t xml:space="preserve">Metadata incomplete/unresolved (cited anyway, per this review’s</w:t>
+            </w:r>
+            <w:r>
+              <w:t xml:space="preserve"> </w:t>
+            </w:r>
+            <w:r>
+              <w:t xml:space="preserve">“</w:t>
+            </w:r>
+            <w:r>
+              <w:t xml:space="preserve">confirmed lead author(s), et al.</w:t>
+            </w:r>
+            <w:r>
+              <w:t xml:space="preserve">”</w:t>
+            </w:r>
+            <w:r>
+              <w:t xml:space="preserve"> </w:t>
+            </w:r>
+            <w:r>
+              <w:t xml:space="preserve">convention)</w:t>
+            </w:r>
+          </w:p>
+        </w:tc>
+        <w:tc>
+          <w:tcPr/>
+          <w:p>
+            <w:pPr>
+              <w:pStyle w:val="Compact"/>
+              <w:jc w:val="left"/>
+            </w:pPr>
+            <w:r>
+              <w:t xml:space="preserve">13 / 67</w:t>
+            </w:r>
+          </w:p>
+        </w:tc>
+      </w:tr>
+      <w:tr>
+        <w:tc>
+          <w:tcPr/>
+          <w:p>
+            <w:pPr>
+              <w:pStyle w:val="Compact"/>
+              <w:jc w:val="left"/>
+            </w:pPr>
+            <w:r>
+              <w:t xml:space="preserve">Preprints (non-peer-reviewed)</w:t>
+            </w:r>
+          </w:p>
+        </w:tc>
+        <w:tc>
+          <w:tcPr/>
+          <w:p>
+            <w:pPr>
+              <w:pStyle w:val="Compact"/>
+              <w:jc w:val="left"/>
+            </w:pPr>
+            <w:r>
+              <w:t xml:space="preserve">4 / 67 (excludes the withdrawn preprint, [56];</w:t>
+            </w:r>
+            <w:r>
+              <w:t xml:space="preserve"> </w:t>
+            </w:r>
+            <w:r>
+              <w:rPr>
+                <w:bCs/>
+                <w:b/>
+              </w:rPr>
+              <w:t xml:space="preserve">zero</w:t>
+            </w:r>
+            <w:r>
+              <w:t xml:space="preserve"> </w:t>
+            </w:r>
+            <w:r>
+              <w:t xml:space="preserve">of Chapter 10’s 8 additions are preprints, a deliberate improvement)</w:t>
+            </w:r>
+          </w:p>
+        </w:tc>
+      </w:tr>
+      <w:tr>
+        <w:tc>
+          <w:tcPr/>
+          <w:p>
+            <w:pPr>
+              <w:pStyle w:val="Compact"/>
+              <w:jc w:val="left"/>
+            </w:pPr>
+            <w:r>
+              <w:t xml:space="preserve">Institutional / organizational-authored or policy-secondary sources</w:t>
+            </w:r>
+          </w:p>
+        </w:tc>
+        <w:tc>
+          <w:tcPr/>
+          <w:p>
+            <w:pPr>
+              <w:pStyle w:val="Compact"/>
+              <w:jc w:val="left"/>
+            </w:pPr>
+            <w:r>
+              <w:t xml:space="preserve">9 / 67</w:t>
             </w:r>
           </w:p>
         </w:tc>
@@ -738,23 +611,1033 @@
           <w:bCs/>
           <w:b/>
         </w:rPr>
-        <w:t xml:space="preserve">Cross-chapter reuse (not double-counted above, listed for transparency):</w:t>
-      </w:r>
-      <w:r>
-        <w:t xml:space="preserve"> </w:t>
-      </w:r>
-      <w:r>
-        <w:t xml:space="preserve">[9] Jung et al. (Ch3–4 origin, reused Ch8 §8.3); [13] Rainey et al. and [28] Maal-Bared et al. (Ch3–4/Ch6 origin, reused in Ch7’s Table 5 as normalization-stage comparison studies); [24] Pecson et al. (Ch5 origin, reused Ch8 §8.4); [44] Dai et al. and [45] Alhassan et al. (Ch7 origin, reused Ch8 §8.9/§8.12).</w:t>
+        <w:t xml:space="preserve">This table’s</w:t>
+      </w:r>
+      <w:r>
+        <w:rPr>
+          <w:bCs/>
+          <w:b/>
+        </w:rPr>
+        <w:t xml:space="preserve"> </w:t>
+      </w:r>
+      <w:r>
+        <w:rPr>
+          <w:bCs/>
+          <w:b/>
+        </w:rPr>
+        <w:t xml:space="preserve">“</w:t>
+      </w:r>
+      <w:r>
+        <w:rPr>
+          <w:bCs/>
+          <w:b/>
+        </w:rPr>
+        <w:t xml:space="preserve">N</w:t>
+      </w:r>
+      <w:r>
+        <w:rPr>
+          <w:bCs/>
+          <w:b/>
+        </w:rPr>
+        <w:t xml:space="preserve">”</w:t>
+      </w:r>
+      <w:r>
+        <w:rPr>
+          <w:bCs/>
+          <w:b/>
+        </w:rPr>
+        <w:t xml:space="preserve"> </w:t>
+      </w:r>
+      <w:r>
+        <w:rPr>
+          <w:bCs/>
+          <w:b/>
+        </w:rPr>
+        <w:t xml:space="preserve">is 67 — not 51, not 59, and not 68.</w:t>
+      </w:r>
+      <w:r>
+        <w:t xml:space="preserve"> </w:t>
+      </w:r>
+      <w:r>
+        <w:t xml:space="preserve">51 was correct through Chapter 8; 59 was correct through Chapter 9; 68 is the total count of reference</w:t>
+      </w:r>
+      <w:r>
+        <w:t xml:space="preserve"> </w:t>
+      </w:r>
+      <w:r>
+        <w:rPr>
+          <w:iCs/>
+          <w:i/>
+        </w:rPr>
+        <w:t xml:space="preserve">numbers issued</w:t>
+      </w:r>
+      <w:r>
+        <w:t xml:space="preserve"> </w:t>
+      </w:r>
+      <w:r>
+        <w:t xml:space="preserve">including the one withdrawn; 67 is the count of references this review actually treats as active evidence as of Chapter 10. Any future round should use its own recomputed figure as the reporting denominator, never revert to a prior round’s number.</w:t>
       </w:r>
     </w:p>
     <w:bookmarkEnd w:id="20"/>
-    <w:bookmarkStart w:id="21" w:name="full-text-read-vs.-abstractmetadata-only"/>
+    <w:bookmarkStart w:id="21" w:name="X625dbf7fd434ba1ac6ce7f645f406e7aceb664d"/>
     <w:p>
       <w:pPr>
         <w:pStyle w:val="Heading2"/>
       </w:pPr>
       <w:r>
-        <w:t xml:space="preserve">2. Full-text-read vs. abstract/metadata-only</w:t>
+        <w:t xml:space="preserve">1. Reference counts by chapter and evidence type</w:t>
+      </w:r>
+    </w:p>
+    <w:tbl>
+      <w:tblPr>
+        <w:tblStyle w:val="Table"/>
+        <w:tblW w:type="pct" w:w="5000"/>
+        <w:tblLook w:firstRow="1" w:lastRow="0" w:firstColumn="0" w:lastColumn="0" w:noHBand="0" w:noVBand="0" w:val="0020"/>
+        <w:jc w:val="start"/>
+      </w:tblPr>
+      <w:tblGrid>
+        <w:gridCol w:w="1131"/>
+        <w:gridCol w:w="1131"/>
+        <w:gridCol w:w="1131"/>
+        <w:gridCol w:w="1131"/>
+        <w:gridCol w:w="1131"/>
+        <w:gridCol w:w="1131"/>
+        <w:gridCol w:w="1131"/>
+      </w:tblGrid>
+      <w:tr>
+        <w:trPr>
+          <w:tblHeader w:val="true"/>
+        </w:trPr>
+        <w:tc>
+          <w:tcPr/>
+          <w:p>
+            <w:pPr>
+              <w:pStyle w:val="Compact"/>
+              <w:jc w:val="left"/>
+            </w:pPr>
+            <w:r>
+              <w:t xml:space="preserve">Chapter</w:t>
+            </w:r>
+          </w:p>
+        </w:tc>
+        <w:tc>
+          <w:tcPr/>
+          <w:p>
+            <w:pPr>
+              <w:pStyle w:val="Compact"/>
+              <w:jc w:val="left"/>
+            </w:pPr>
+            <w:r>
+              <w:t xml:space="preserve">Primary WBE original study</w:t>
+            </w:r>
+          </w:p>
+        </w:tc>
+        <w:tc>
+          <w:tcPr/>
+          <w:p>
+            <w:pPr>
+              <w:pStyle w:val="Compact"/>
+              <w:jc w:val="left"/>
+            </w:pPr>
+            <w:r>
+              <w:t xml:space="preserve">Systematic review / secondary evidence</w:t>
+            </w:r>
+          </w:p>
+        </w:tc>
+        <w:tc>
+          <w:tcPr/>
+          <w:p>
+            <w:pPr>
+              <w:pStyle w:val="Compact"/>
+              <w:jc w:val="left"/>
+            </w:pPr>
+            <w:r>
+              <w:t xml:space="preserve">General (non-WBE) methodological literature</w:t>
+            </w:r>
+          </w:p>
+        </w:tc>
+        <w:tc>
+          <w:tcPr/>
+          <w:p>
+            <w:pPr>
+              <w:pStyle w:val="Compact"/>
+              <w:jc w:val="left"/>
+            </w:pPr>
+            <w:r>
+              <w:t xml:space="preserve">Institutional / policy / secondary source</w:t>
+            </w:r>
+          </w:p>
+        </w:tc>
+        <w:tc>
+          <w:tcPr/>
+          <w:p>
+            <w:pPr>
+              <w:pStyle w:val="Compact"/>
+              <w:jc w:val="left"/>
+            </w:pPr>
+            <w:r>
+              <w:t xml:space="preserve">Conceptual / ethics / policy-analysis</w:t>
+            </w:r>
+          </w:p>
+        </w:tc>
+        <w:tc>
+          <w:tcPr/>
+          <w:p>
+            <w:pPr>
+              <w:pStyle w:val="Compact"/>
+              <w:jc w:val="left"/>
+            </w:pPr>
+            <w:r>
+              <w:t xml:space="preserve">Total references (first cited in this chapter)</w:t>
+            </w:r>
+          </w:p>
+        </w:tc>
+      </w:tr>
+      <w:tr>
+        <w:tc>
+          <w:tcPr/>
+          <w:p>
+            <w:pPr>
+              <w:pStyle w:val="Compact"/>
+              <w:jc w:val="left"/>
+            </w:pPr>
+            <w:r>
+              <w:t xml:space="preserve">1–2 (Introduction, Methodology)</w:t>
+            </w:r>
+          </w:p>
+        </w:tc>
+        <w:tc>
+          <w:tcPr/>
+          <w:p>
+            <w:pPr>
+              <w:pStyle w:val="Compact"/>
+              <w:jc w:val="left"/>
+            </w:pPr>
+            <w:r>
+              <w:t xml:space="preserve">0</w:t>
+            </w:r>
+          </w:p>
+        </w:tc>
+        <w:tc>
+          <w:tcPr/>
+          <w:p>
+            <w:pPr>
+              <w:pStyle w:val="Compact"/>
+              <w:jc w:val="left"/>
+            </w:pPr>
+            <w:r>
+              <w:t xml:space="preserve">3 ([2],[12],[17])</w:t>
+            </w:r>
+          </w:p>
+        </w:tc>
+        <w:tc>
+          <w:tcPr/>
+          <w:p>
+            <w:pPr>
+              <w:pStyle w:val="Compact"/>
+              <w:jc w:val="left"/>
+            </w:pPr>
+            <w:r>
+              <w:t xml:space="preserve">0</w:t>
+            </w:r>
+          </w:p>
+        </w:tc>
+        <w:tc>
+          <w:tcPr/>
+          <w:p>
+            <w:pPr>
+              <w:pStyle w:val="Compact"/>
+              <w:jc w:val="left"/>
+            </w:pPr>
+            <w:r>
+              <w:t xml:space="preserve">7 ([1],[4],[5],[7],[11],[14],[15])</w:t>
+            </w:r>
+          </w:p>
+        </w:tc>
+        <w:tc>
+          <w:tcPr/>
+          <w:p>
+            <w:pPr>
+              <w:pStyle w:val="Compact"/>
+              <w:jc w:val="left"/>
+            </w:pPr>
+            <w:r>
+              <w:t xml:space="preserve">0</w:t>
+            </w:r>
+          </w:p>
+        </w:tc>
+        <w:tc>
+          <w:tcPr/>
+          <w:p>
+            <w:pPr>
+              <w:pStyle w:val="Compact"/>
+              <w:jc w:val="left"/>
+            </w:pPr>
+            <w:r>
+              <w:t xml:space="preserve">10</w:t>
+            </w:r>
+          </w:p>
+        </w:tc>
+      </w:tr>
+      <w:tr>
+        <w:tc>
+          <w:tcPr/>
+          <w:p>
+            <w:pPr>
+              <w:pStyle w:val="Compact"/>
+              <w:jc w:val="left"/>
+            </w:pPr>
+            <w:r>
+              <w:t xml:space="preserve">3–4 (Inverse problem, sewer transport)</w:t>
+            </w:r>
+          </w:p>
+        </w:tc>
+        <w:tc>
+          <w:tcPr/>
+          <w:p>
+            <w:pPr>
+              <w:pStyle w:val="Compact"/>
+              <w:jc w:val="left"/>
+            </w:pPr>
+            <w:r>
+              <w:t xml:space="preserve">6 ([3],[8],[9],[10],[13],[16])</w:t>
+            </w:r>
+          </w:p>
+        </w:tc>
+        <w:tc>
+          <w:tcPr/>
+          <w:p>
+            <w:pPr>
+              <w:pStyle w:val="Compact"/>
+              <w:jc w:val="left"/>
+            </w:pPr>
+            <w:r>
+              <w:t xml:space="preserve">0</w:t>
+            </w:r>
+          </w:p>
+        </w:tc>
+        <w:tc>
+          <w:tcPr/>
+          <w:p>
+            <w:pPr>
+              <w:pStyle w:val="Compact"/>
+              <w:jc w:val="left"/>
+            </w:pPr>
+            <w:r>
+              <w:t xml:space="preserve">1 ([6] Guo)</w:t>
+            </w:r>
+          </w:p>
+        </w:tc>
+        <w:tc>
+          <w:tcPr/>
+          <w:p>
+            <w:pPr>
+              <w:pStyle w:val="Compact"/>
+              <w:jc w:val="left"/>
+            </w:pPr>
+            <w:r>
+              <w:t xml:space="preserve">0</w:t>
+            </w:r>
+          </w:p>
+        </w:tc>
+        <w:tc>
+          <w:tcPr/>
+          <w:p>
+            <w:pPr>
+              <w:pStyle w:val="Compact"/>
+              <w:jc w:val="left"/>
+            </w:pPr>
+            <w:r>
+              <w:t xml:space="preserve">0</w:t>
+            </w:r>
+          </w:p>
+        </w:tc>
+        <w:tc>
+          <w:tcPr/>
+          <w:p>
+            <w:pPr>
+              <w:pStyle w:val="Compact"/>
+              <w:jc w:val="left"/>
+            </w:pPr>
+            <w:r>
+              <w:t xml:space="preserve">7</w:t>
+            </w:r>
+          </w:p>
+        </w:tc>
+      </w:tr>
+      <w:tr>
+        <w:tc>
+          <w:tcPr/>
+          <w:p>
+            <w:pPr>
+              <w:pStyle w:val="Compact"/>
+              <w:jc w:val="left"/>
+            </w:pPr>
+            <w:r>
+              <w:t xml:space="preserve">5 (Sampling/analytical)</w:t>
+            </w:r>
+          </w:p>
+        </w:tc>
+        <w:tc>
+          <w:tcPr/>
+          <w:p>
+            <w:pPr>
+              <w:pStyle w:val="Compact"/>
+              <w:jc w:val="left"/>
+            </w:pPr>
+            <w:r>
+              <w:t xml:space="preserve">7 ([18]–[24])</w:t>
+            </w:r>
+          </w:p>
+        </w:tc>
+        <w:tc>
+          <w:tcPr/>
+          <w:p>
+            <w:pPr>
+              <w:pStyle w:val="Compact"/>
+              <w:jc w:val="left"/>
+            </w:pPr>
+            <w:r>
+              <w:t xml:space="preserve">1 ([25])</w:t>
+            </w:r>
+          </w:p>
+        </w:tc>
+        <w:tc>
+          <w:tcPr/>
+          <w:p>
+            <w:pPr>
+              <w:pStyle w:val="Compact"/>
+              <w:jc w:val="left"/>
+            </w:pPr>
+            <w:r>
+              <w:t xml:space="preserve">0</w:t>
+            </w:r>
+          </w:p>
+        </w:tc>
+        <w:tc>
+          <w:tcPr/>
+          <w:p>
+            <w:pPr>
+              <w:pStyle w:val="Compact"/>
+              <w:jc w:val="left"/>
+            </w:pPr>
+            <w:r>
+              <w:t xml:space="preserve">0</w:t>
+            </w:r>
+          </w:p>
+        </w:tc>
+        <w:tc>
+          <w:tcPr/>
+          <w:p>
+            <w:pPr>
+              <w:pStyle w:val="Compact"/>
+              <w:jc w:val="left"/>
+            </w:pPr>
+            <w:r>
+              <w:t xml:space="preserve">0</w:t>
+            </w:r>
+          </w:p>
+        </w:tc>
+        <w:tc>
+          <w:tcPr/>
+          <w:p>
+            <w:pPr>
+              <w:pStyle w:val="Compact"/>
+              <w:jc w:val="left"/>
+            </w:pPr>
+            <w:r>
+              <w:t xml:space="preserve">8</w:t>
+            </w:r>
+          </w:p>
+        </w:tc>
+      </w:tr>
+      <w:tr>
+        <w:tc>
+          <w:tcPr/>
+          <w:p>
+            <w:pPr>
+              <w:pStyle w:val="Compact"/>
+              <w:jc w:val="left"/>
+            </w:pPr>
+            <w:r>
+              <w:t xml:space="preserve">6 (Normalization)</w:t>
+            </w:r>
+          </w:p>
+        </w:tc>
+        <w:tc>
+          <w:tcPr/>
+          <w:p>
+            <w:pPr>
+              <w:pStyle w:val="Compact"/>
+              <w:jc w:val="left"/>
+            </w:pPr>
+            <w:r>
+              <w:t xml:space="preserve">9 ([26]–[33], [32b])</w:t>
+            </w:r>
+          </w:p>
+        </w:tc>
+        <w:tc>
+          <w:tcPr/>
+          <w:p>
+            <w:pPr>
+              <w:pStyle w:val="Compact"/>
+              <w:jc w:val="left"/>
+            </w:pPr>
+            <w:r>
+              <w:t xml:space="preserve">1 ([34])</w:t>
+            </w:r>
+          </w:p>
+        </w:tc>
+        <w:tc>
+          <w:tcPr/>
+          <w:p>
+            <w:pPr>
+              <w:pStyle w:val="Compact"/>
+              <w:jc w:val="left"/>
+            </w:pPr>
+            <w:r>
+              <w:t xml:space="preserve">0</w:t>
+            </w:r>
+          </w:p>
+        </w:tc>
+        <w:tc>
+          <w:tcPr/>
+          <w:p>
+            <w:pPr>
+              <w:pStyle w:val="Compact"/>
+              <w:jc w:val="left"/>
+            </w:pPr>
+            <w:r>
+              <w:t xml:space="preserve">0</w:t>
+            </w:r>
+          </w:p>
+        </w:tc>
+        <w:tc>
+          <w:tcPr/>
+          <w:p>
+            <w:pPr>
+              <w:pStyle w:val="Compact"/>
+              <w:jc w:val="left"/>
+            </w:pPr>
+            <w:r>
+              <w:t xml:space="preserve">0</w:t>
+            </w:r>
+          </w:p>
+        </w:tc>
+        <w:tc>
+          <w:tcPr/>
+          <w:p>
+            <w:pPr>
+              <w:pStyle w:val="Compact"/>
+              <w:jc w:val="left"/>
+            </w:pPr>
+            <w:r>
+              <w:t xml:space="preserve">10</w:t>
+            </w:r>
+          </w:p>
+        </w:tc>
+      </w:tr>
+      <w:tr>
+        <w:tc>
+          <w:tcPr/>
+          <w:p>
+            <w:pPr>
+              <w:pStyle w:val="Compact"/>
+              <w:jc w:val="left"/>
+            </w:pPr>
+            <w:r>
+              <w:t xml:space="preserve">7 (Back-calculation/identifiability)</w:t>
+            </w:r>
+          </w:p>
+        </w:tc>
+        <w:tc>
+          <w:tcPr/>
+          <w:p>
+            <w:pPr>
+              <w:pStyle w:val="Compact"/>
+              <w:jc w:val="left"/>
+            </w:pPr>
+            <w:r>
+              <w:t xml:space="preserve">7 ([35],[36],[38],[41]–[44])</w:t>
+            </w:r>
+          </w:p>
+        </w:tc>
+        <w:tc>
+          <w:tcPr/>
+          <w:p>
+            <w:pPr>
+              <w:pStyle w:val="Compact"/>
+              <w:jc w:val="left"/>
+            </w:pPr>
+            <w:r>
+              <w:t xml:space="preserve">1 ([40])</w:t>
+            </w:r>
+          </w:p>
+        </w:tc>
+        <w:tc>
+          <w:tcPr/>
+          <w:p>
+            <w:pPr>
+              <w:pStyle w:val="Compact"/>
+              <w:jc w:val="left"/>
+            </w:pPr>
+            <w:r>
+              <w:t xml:space="preserve">3 ([37],[39],[45])</w:t>
+            </w:r>
+          </w:p>
+        </w:tc>
+        <w:tc>
+          <w:tcPr/>
+          <w:p>
+            <w:pPr>
+              <w:pStyle w:val="Compact"/>
+              <w:jc w:val="left"/>
+            </w:pPr>
+            <w:r>
+              <w:t xml:space="preserve">0</w:t>
+            </w:r>
+          </w:p>
+        </w:tc>
+        <w:tc>
+          <w:tcPr/>
+          <w:p>
+            <w:pPr>
+              <w:pStyle w:val="Compact"/>
+              <w:jc w:val="left"/>
+            </w:pPr>
+            <w:r>
+              <w:t xml:space="preserve">0</w:t>
+            </w:r>
+          </w:p>
+        </w:tc>
+        <w:tc>
+          <w:tcPr/>
+          <w:p>
+            <w:pPr>
+              <w:pStyle w:val="Compact"/>
+              <w:jc w:val="left"/>
+            </w:pPr>
+            <w:r>
+              <w:t xml:space="preserve">11</w:t>
+            </w:r>
+          </w:p>
+        </w:tc>
+      </w:tr>
+      <w:tr>
+        <w:tc>
+          <w:tcPr/>
+          <w:p>
+            <w:pPr>
+              <w:pStyle w:val="Compact"/>
+              <w:jc w:val="left"/>
+            </w:pPr>
+            <w:r>
+              <w:t xml:space="preserve">8 (Uncertainty propagation)</w:t>
+            </w:r>
+          </w:p>
+        </w:tc>
+        <w:tc>
+          <w:tcPr/>
+          <w:p>
+            <w:pPr>
+              <w:pStyle w:val="Compact"/>
+              <w:jc w:val="left"/>
+            </w:pPr>
+            <w:r>
+              <w:t xml:space="preserve">4 ([46],[48]–[50])</w:t>
+            </w:r>
+          </w:p>
+        </w:tc>
+        <w:tc>
+          <w:tcPr/>
+          <w:p>
+            <w:pPr>
+              <w:pStyle w:val="Compact"/>
+              <w:jc w:val="left"/>
+            </w:pPr>
+            <w:r>
+              <w:t xml:space="preserve">1 ([47])</w:t>
+            </w:r>
+          </w:p>
+        </w:tc>
+        <w:tc>
+          <w:tcPr/>
+          <w:p>
+            <w:pPr>
+              <w:pStyle w:val="Compact"/>
+              <w:jc w:val="left"/>
+            </w:pPr>
+            <w:r>
+              <w:t xml:space="preserve">0</w:t>
+            </w:r>
+          </w:p>
+        </w:tc>
+        <w:tc>
+          <w:tcPr/>
+          <w:p>
+            <w:pPr>
+              <w:pStyle w:val="Compact"/>
+              <w:jc w:val="left"/>
+            </w:pPr>
+            <w:r>
+              <w:t xml:space="preserve">0</w:t>
+            </w:r>
+          </w:p>
+        </w:tc>
+        <w:tc>
+          <w:tcPr/>
+          <w:p>
+            <w:pPr>
+              <w:pStyle w:val="Compact"/>
+              <w:jc w:val="left"/>
+            </w:pPr>
+            <w:r>
+              <w:t xml:space="preserve">0</w:t>
+            </w:r>
+          </w:p>
+        </w:tc>
+        <w:tc>
+          <w:tcPr/>
+          <w:p>
+            <w:pPr>
+              <w:pStyle w:val="Compact"/>
+              <w:jc w:val="left"/>
+            </w:pPr>
+            <w:r>
+              <w:t xml:space="preserve">5</w:t>
+            </w:r>
+          </w:p>
+        </w:tc>
+      </w:tr>
+      <w:tr>
+        <w:tc>
+          <w:tcPr/>
+          <w:p>
+            <w:pPr>
+              <w:pStyle w:val="Compact"/>
+              <w:jc w:val="left"/>
+            </w:pPr>
+            <w:r>
+              <w:t xml:space="preserve">9 (Public-health integration)</w:t>
+            </w:r>
+          </w:p>
+        </w:tc>
+        <w:tc>
+          <w:tcPr/>
+          <w:p>
+            <w:pPr>
+              <w:pStyle w:val="Compact"/>
+              <w:jc w:val="left"/>
+            </w:pPr>
+            <w:r>
+              <w:t xml:space="preserve">4 ([52],[55],[57],[58])</w:t>
+            </w:r>
+          </w:p>
+        </w:tc>
+        <w:tc>
+          <w:tcPr/>
+          <w:p>
+            <w:pPr>
+              <w:pStyle w:val="Compact"/>
+              <w:jc w:val="left"/>
+            </w:pPr>
+            <w:r>
+              <w:t xml:space="preserve">1 ([51])</w:t>
+            </w:r>
+          </w:p>
+        </w:tc>
+        <w:tc>
+          <w:tcPr/>
+          <w:p>
+            <w:pPr>
+              <w:pStyle w:val="Compact"/>
+              <w:jc w:val="left"/>
+            </w:pPr>
+            <w:r>
+              <w:t xml:space="preserve">0</w:t>
+            </w:r>
+          </w:p>
+        </w:tc>
+        <w:tc>
+          <w:tcPr/>
+          <w:p>
+            <w:pPr>
+              <w:pStyle w:val="Compact"/>
+              <w:jc w:val="left"/>
+            </w:pPr>
+            <w:r>
+              <w:t xml:space="preserve">1 ([59])</w:t>
+            </w:r>
+          </w:p>
+        </w:tc>
+        <w:tc>
+          <w:tcPr/>
+          <w:p>
+            <w:pPr>
+              <w:pStyle w:val="Compact"/>
+              <w:jc w:val="left"/>
+            </w:pPr>
+            <w:r>
+              <w:t xml:space="preserve">2 ([53],[54])</w:t>
+            </w:r>
+          </w:p>
+        </w:tc>
+        <w:tc>
+          <w:tcPr/>
+          <w:p>
+            <w:pPr>
+              <w:pStyle w:val="Compact"/>
+              <w:jc w:val="left"/>
+            </w:pPr>
+            <w:r>
+              <w:t xml:space="preserve">9 issued, 8 active ([56] withdrawn)</w:t>
+            </w:r>
+          </w:p>
+        </w:tc>
+      </w:tr>
+      <w:tr>
+        <w:tc>
+          <w:tcPr/>
+          <w:p>
+            <w:pPr>
+              <w:pStyle w:val="Compact"/>
+              <w:jc w:val="left"/>
+            </w:pPr>
+            <w:r>
+              <w:t xml:space="preserve">10 (Enabling technologies, new this round)</w:t>
+            </w:r>
+          </w:p>
+        </w:tc>
+        <w:tc>
+          <w:tcPr/>
+          <w:p>
+            <w:pPr>
+              <w:pStyle w:val="Compact"/>
+              <w:jc w:val="left"/>
+            </w:pPr>
+            <w:r>
+              <w:t xml:space="preserve">3 ([60],[62],[66])</w:t>
+            </w:r>
+          </w:p>
+        </w:tc>
+        <w:tc>
+          <w:tcPr/>
+          <w:p>
+            <w:pPr>
+              <w:pStyle w:val="Compact"/>
+              <w:jc w:val="left"/>
+            </w:pPr>
+            <w:r>
+              <w:t xml:space="preserve">3 ([61],[63],[67])</w:t>
+            </w:r>
+          </w:p>
+        </w:tc>
+        <w:tc>
+          <w:tcPr/>
+          <w:p>
+            <w:pPr>
+              <w:pStyle w:val="Compact"/>
+              <w:jc w:val="left"/>
+            </w:pPr>
+            <w:r>
+              <w:t xml:space="preserve">1 ([65])</w:t>
+            </w:r>
+          </w:p>
+        </w:tc>
+        <w:tc>
+          <w:tcPr/>
+          <w:p>
+            <w:pPr>
+              <w:pStyle w:val="Compact"/>
+              <w:jc w:val="left"/>
+            </w:pPr>
+            <w:r>
+              <w:t xml:space="preserve">1 ([64])</w:t>
+            </w:r>
+          </w:p>
+        </w:tc>
+        <w:tc>
+          <w:tcPr/>
+          <w:p>
+            <w:pPr>
+              <w:pStyle w:val="Compact"/>
+              <w:jc w:val="left"/>
+            </w:pPr>
+            <w:r>
+              <w:t xml:space="preserve">0</w:t>
+            </w:r>
+          </w:p>
+        </w:tc>
+        <w:tc>
+          <w:tcPr/>
+          <w:p>
+            <w:pPr>
+              <w:pStyle w:val="Compact"/>
+              <w:jc w:val="left"/>
+            </w:pPr>
+            <w:r>
+              <w:t xml:space="preserve">8</w:t>
+            </w:r>
+          </w:p>
+        </w:tc>
+      </w:tr>
+      <w:tr>
+        <w:tc>
+          <w:tcPr/>
+          <w:p>
+            <w:pPr>
+              <w:pStyle w:val="Compact"/>
+              <w:jc w:val="left"/>
+            </w:pPr>
+            <w:r>
+              <w:rPr>
+                <w:bCs/>
+                <w:b/>
+              </w:rPr>
+              <w:t xml:space="preserve">Total (68 issued, 67 active)</w:t>
+            </w:r>
+          </w:p>
+        </w:tc>
+        <w:tc>
+          <w:tcPr/>
+          <w:p>
+            <w:pPr>
+              <w:pStyle w:val="Compact"/>
+              <w:jc w:val="left"/>
+            </w:pPr>
+            <w:r>
+              <w:rPr>
+                <w:bCs/>
+                <w:b/>
+              </w:rPr>
+              <w:t xml:space="preserve">40</w:t>
+            </w:r>
+          </w:p>
+        </w:tc>
+        <w:tc>
+          <w:tcPr/>
+          <w:p>
+            <w:pPr>
+              <w:pStyle w:val="Compact"/>
+              <w:jc w:val="left"/>
+            </w:pPr>
+            <w:r>
+              <w:rPr>
+                <w:bCs/>
+                <w:b/>
+              </w:rPr>
+              <w:t xml:space="preserve">11</w:t>
+            </w:r>
+          </w:p>
+        </w:tc>
+        <w:tc>
+          <w:tcPr/>
+          <w:p>
+            <w:pPr>
+              <w:pStyle w:val="Compact"/>
+              <w:jc w:val="left"/>
+            </w:pPr>
+            <w:r>
+              <w:rPr>
+                <w:bCs/>
+                <w:b/>
+              </w:rPr>
+              <w:t xml:space="preserve">5</w:t>
+            </w:r>
+          </w:p>
+        </w:tc>
+        <w:tc>
+          <w:tcPr/>
+          <w:p>
+            <w:pPr>
+              <w:pStyle w:val="Compact"/>
+              <w:jc w:val="left"/>
+            </w:pPr>
+            <w:r>
+              <w:rPr>
+                <w:bCs/>
+                <w:b/>
+              </w:rPr>
+              <w:t xml:space="preserve">9</w:t>
+            </w:r>
+          </w:p>
+        </w:tc>
+        <w:tc>
+          <w:tcPr/>
+          <w:p>
+            <w:pPr>
+              <w:pStyle w:val="Compact"/>
+              <w:jc w:val="left"/>
+            </w:pPr>
+            <w:r>
+              <w:rPr>
+                <w:bCs/>
+                <w:b/>
+              </w:rPr>
+              <w:t xml:space="preserve">2</w:t>
+            </w:r>
+          </w:p>
+        </w:tc>
+        <w:tc>
+          <w:tcPr/>
+          <w:p>
+            <w:pPr>
+              <w:pStyle w:val="Compact"/>
+              <w:jc w:val="left"/>
+            </w:pPr>
+            <w:r>
+              <w:rPr>
+                <w:bCs/>
+                <w:b/>
+              </w:rPr>
+              <w:t xml:space="preserve">67 active</w:t>
+            </w:r>
+          </w:p>
+        </w:tc>
+      </w:tr>
+    </w:tbl>
+    <w:p>
+      <w:pPr>
+        <w:pStyle w:val="BodyText"/>
+      </w:pPr>
+      <w:r>
+        <w:rPr>
+          <w:bCs/>
+          <w:b/>
+        </w:rPr>
+        <w:t xml:space="preserve">Cross-chapter reuse (not double-counted above, listed for transparency):</w:t>
+      </w:r>
+      <w:r>
+        <w:t xml:space="preserve"> </w:t>
+      </w:r>
+      <w:r>
+        <w:t xml:space="preserve">[9] Jung et al. (Ch3–4→Ch8 §8.3); [13] Rainey et al. and [28] Maal-Bared et al. (Ch3–4/Ch6→Ch7 Table 5); [24] Pecson et al. (Ch5→Ch8 §8.4); [44] Dai et al. and [45] Alhassan et al. (Ch7→Ch8 §8.9/§8.12); [8] Janssens et al. (Ch3–4→Ch9 Table 7); [11] NASEM and [14] WHO (Ch1–2→Ch9 §9.3/§9.5/§9.8, and [11]→Ch10 §10.10’s institutional-coordination framing is a restatement, not a new citation instance); [44] Dai et al. and [46] Jones et al. (Ch7/Ch8→Ch9 Table 7).</w:t>
+      </w:r>
+      <w:r>
+        <w:t xml:space="preserve"> </w:t>
+      </w:r>
+      <w:r>
+        <w:rPr>
+          <w:bCs/>
+          <w:b/>
+        </w:rPr>
+        <w:t xml:space="preserve">No Chapter 1–9 reference is directly reused as a new citation instance in Chapter 10</w:t>
+      </w:r>
+      <w:r>
+        <w:t xml:space="preserve"> </w:t>
+      </w:r>
+      <w:r>
+        <w:t xml:space="preserve">— Chapter 10’s evidence base is entirely new sources ([60]–[67]), consistent with its subject matter (technologies not previously discussed) rather than reinterpretation of already-cited findings.</w:t>
+      </w:r>
+    </w:p>
+    <w:bookmarkEnd w:id="21"/>
+    <w:bookmarkStart w:id="22" w:name="X1832635d9dc69bb173a4cba54c0256859170b02"/>
+    <w:p>
+      <w:pPr>
+        <w:pStyle w:val="Heading2"/>
+      </w:pPr>
+      <w:r>
+        <w:t xml:space="preserve">2. Full-text-read vs. abstract/metadata-only vs. metadata-verified</w:t>
       </w:r>
     </w:p>
     <w:p>
@@ -766,13 +1649,13 @@
           <w:bCs/>
           <w:b/>
         </w:rPr>
-        <w:t xml:space="preserve">Full-text-read sources: 0 of 51, across every chapter.</w:t>
-      </w:r>
-      <w:r>
-        <w:t xml:space="preserve"> </w:t>
-      </w:r>
-      <w:r>
-        <w:t xml:space="preserve">WebFetch returned HTTP 403 for every publisher, PMC, DOI-resolver, and Crossref-API domain attempted throughout this entire project (§2.3 of the main document; confirmed repeatedly, including a dedicated Crossref-API retry). No exception exists anywhere in the evidence base.</w:t>
+        <w:t xml:space="preserve">Full-text-read sources: 0 of 67 active references, across every chapter including Chapter 10.</w:t>
+      </w:r>
+      <w:r>
+        <w:t xml:space="preserve"> </w:t>
+      </w:r>
+      <w:r>
+        <w:t xml:space="preserve">WebFetch returned HTTP 403 for every publisher, PMC, DOI-resolver, and Crossref-API domain attempted throughout this entire project. No exception exists anywhere in the evidence base.</w:t>
       </w:r>
     </w:p>
     <w:p>
@@ -784,13 +1667,7 @@
           <w:bCs/>
           <w:b/>
         </w:rPr>
-        <w:t xml:space="preserve">Abstract/metadata-only sources: 51 of 51 (100%).</w:t>
-      </w:r>
-      <w:r>
-        <w:t xml:space="preserve"> </w:t>
-      </w:r>
-      <w:r>
-        <w:t xml:space="preserve">Every citation in this review — including the ones with the highest metadata confidence (e.g., [13] Rainey et al., [33] Chettleburgh et al., [48] Safford et al., all resolved via PubMed-indexed records or dedicated author-list searches) — is supported only by search-engine-summarized abstracts, snippets, or metadata records, never by the full text of the source itself. This is stated once here as a blanket fact rather than re-flagged per source, consistent with the main document’s practice, but is restated explicitly in this audit because it is the single most consequential limitation of the entire review to date.</w:t>
+        <w:t xml:space="preserve">Abstract/metadata-only sources: 67 of 67 active references (100%).</w:t>
       </w:r>
     </w:p>
     <w:p>
@@ -802,43 +1679,13 @@
           <w:bCs/>
           <w:b/>
         </w:rPr>
-        <w:t xml:space="preserve">2026-07-13 retest and access-failure log.</w:t>
-      </w:r>
-      <w:r>
-        <w:t xml:space="preserve"> </w:t>
-      </w:r>
-      <w:r>
-        <w:t xml:space="preserve">Immediately before this revision, WebFetch was re-tested against two representative targets:</w:t>
-      </w:r>
-      <w:r>
-        <w:t xml:space="preserve"> </w:t>
-      </w:r>
-      <w:r>
-        <w:rPr>
-          <w:rStyle w:val="VerbatimChar"/>
-        </w:rPr>
-        <w:t xml:space="preserve">https://doi.org/10.1021/acsestwater.2c00053</w:t>
-      </w:r>
-      <w:r>
-        <w:t xml:space="preserve"> </w:t>
-      </w:r>
-      <w:r>
-        <w:t xml:space="preserve">([48] Safford et al.) and</w:t>
-      </w:r>
-      <w:r>
-        <w:t xml:space="preserve"> </w:t>
-      </w:r>
-      <w:r>
-        <w:rPr>
-          <w:rStyle w:val="VerbatimChar"/>
-        </w:rPr>
-        <w:t xml:space="preserve">https://pubmed.ncbi.nlm.nih.gov/37660819/</w:t>
-      </w:r>
-      <w:r>
-        <w:t xml:space="preserve"> </w:t>
-      </w:r>
-      <w:r>
-        <w:t xml:space="preserve">([33] Chettleburgh et al.). Both returned</w:t>
+        <w:t xml:space="preserve">Metadata verified vs. unresolved:</w:t>
+      </w:r>
+      <w:r>
+        <w:t xml:space="preserve"> </w:t>
+      </w:r>
+      <w:r>
+        <w:t xml:space="preserve">54 of 67 active references have author list, year, venue, and DOI/identifier cross-confirmed across independent search results (or, for institutional sources, a single high-confidence official record). The remaining 13 — [5], [7], [19], [20], [23], [32b], [46], [47], [49], [53], [54], [57],</w:t>
       </w:r>
       <w:r>
         <w:t xml:space="preserve"> </w:t>
@@ -848,59 +1695,79 @@
           <w:bCs/>
           <w:b/>
         </w:rPr>
-        <w:t xml:space="preserve">HTTP 403 Forbidden</w:t>
-      </w:r>
-      <w:r>
-        <w:t xml:space="preserve">. This is the same failure mode documented at every prior full-text attempt across Chapters 1–8 — no publisher, PMC, DOI-resolver, or PubMed page has ever returned content to this session. A tool-registry search additionally confirmed</w:t>
-      </w:r>
-      <w:r>
-        <w:t xml:space="preserve"> </w:t>
-      </w:r>
+        <w:t xml:space="preserve">[64] (new this round)</w:t>
+      </w:r>
+      <w:r>
+        <w:t xml:space="preserve"> </w:t>
+      </w:r>
+      <w:r>
+        <w:t xml:space="preserve">— carry some form of incomplete author attribution. [64]’s specific issue (a duplicated</w:t>
+      </w:r>
+      <w:r>
+        <w:t xml:space="preserve"> </w:t>
+      </w:r>
+      <w:r>
+        <w:t xml:space="preserve">“</w:t>
+      </w:r>
+      <w:r>
+        <w:t xml:space="preserve">Gushgari</w:t>
+      </w:r>
+      <w:r>
+        <w:t xml:space="preserve">”</w:t>
+      </w:r>
+      <w:r>
+        <w:t xml:space="preserve"> </w:t>
+      </w:r>
+      <w:r>
+        <w:t xml:space="preserve">surname with two different given-name initials) is a new sub-type of this general problem, distinct from the more common</w:t>
+      </w:r>
+      <w:r>
+        <w:t xml:space="preserve"> </w:t>
+      </w:r>
+      <w:r>
+        <w:t xml:space="preserve">“</w:t>
+      </w:r>
+      <w:r>
+        <w:t xml:space="preserve">truncated et al.</w:t>
+      </w:r>
+      <w:r>
+        <w:t xml:space="preserve">”</w:t>
+      </w:r>
+      <w:r>
+        <w:t xml:space="preserve"> </w:t>
+      </w:r>
+      <w:r>
+        <w:t xml:space="preserve">pattern — flagged in</w:t>
+      </w:r>
+      <w:r>
+        <w:t xml:space="preserve"> </w:t>
+      </w:r>
+      <w:r>
+        <w:rPr>
+          <w:rStyle w:val="VerbatimChar"/>
+        </w:rPr>
+        <w:t xml:space="preserve">WBE_Review_Pending_Verification_List.md</w:t>
+      </w:r>
+      <w:r>
+        <w:t xml:space="preserve"> </w:t>
+      </w:r>
+      <w:r>
+        <w:t xml:space="preserve">accordingly.</w:t>
+      </w:r>
+    </w:p>
+    <w:p>
+      <w:pPr>
+        <w:pStyle w:val="BodyText"/>
+      </w:pPr>
       <w:r>
         <w:rPr>
           <w:bCs/>
           <w:b/>
         </w:rPr>
-        <w:t xml:space="preserve">no Web of Science, Scopus, or other bibliographic-database connector is available to this session at all</w:t>
-      </w:r>
-      <w:r>
-        <w:t xml:space="preserve"> </w:t>
-      </w:r>
-      <w:r>
-        <w:t xml:space="preserve">(see</w:t>
-      </w:r>
-      <w:r>
-        <w:t xml:space="preserve"> </w:t>
-      </w:r>
-      <w:r>
-        <w:rPr>
-          <w:rStyle w:val="VerbatimChar"/>
-        </w:rPr>
-        <w:t xml:space="preserve">WBE_Review_Systematic_Search_Strategy.md</w:t>
-      </w:r>
-      <w:r>
-        <w:t xml:space="preserve"> </w:t>
-      </w:r>
-      <w:r>
-        <w:t xml:space="preserve">§6 for the full test record). Because the failure reason is identical and structural (a blocked outbound-fetch capability, not a per-source access-tier issue), it is logged once here rather than as 51 near-duplicate rows; the Citation Verification Table’s per-row</w:t>
-      </w:r>
-      <w:r>
-        <w:t xml:space="preserve"> </w:t>
-      </w:r>
-      <w:r>
-        <w:t xml:space="preserve">“</w:t>
-      </w:r>
-      <w:r>
-        <w:t xml:space="preserve">Claim status</w:t>
-      </w:r>
-      <w:r>
-        <w:t xml:space="preserve">”</w:t>
-      </w:r>
-      <w:r>
-        <w:t xml:space="preserve"> </w:t>
-      </w:r>
-      <w:r>
-        <w:t xml:space="preserve">column already records the resulting confidence downgrade for each individual reference.</w:t>
+        <w:t xml:space="preserve">Chapter 10’s specific contribution to this section</w:t>
+      </w:r>
+      <w:r>
+        <w:t xml:space="preserve">: 7 of its 8 references are fully metadata-verified on first search (a notably higher hit rate than Chapter 9’s, where several sources required a second, dedicated re-search round) — and</w:t>
       </w:r>
       <w:r>
         <w:t xml:space="preserve"> </w:t>
@@ -910,134 +1777,64 @@
           <w:bCs/>
           <w:b/>
         </w:rPr>
-        <w:t xml:space="preserve">Remediation requires one of:</w:t>
-      </w:r>
-      <w:r>
-        <w:t xml:space="preserve"> </w:t>
-      </w:r>
-      <w:r>
-        <w:t xml:space="preserve">(a) database/full-text access being granted to this session (not currently possible from within the session itself), or (b) the user supplying PDFs, exports, or pasted full text for specific papers, which this session can read and audit directly once provided. Until either occurs, the correct and honest state of this count is 0/51, not a higher number.</w:t>
-      </w:r>
-    </w:p>
-    <w:bookmarkEnd w:id="21"/>
-    <w:bookmarkStart w:id="22" w:name="X165abe4a7aa16fd964b7f72fbb49badf5645761"/>
-    <w:p>
-      <w:pPr>
-        <w:pStyle w:val="Heading2"/>
-      </w:pPr>
-      <w:r>
-        <w:t xml:space="preserve">3. Paragraphs without a specific citation — methodology and approximate counts</w:t>
+        <w:t xml:space="preserve">one metadata error was caught and corrected before entering the main text</w:t>
+      </w:r>
+      <w:r>
+        <w:t xml:space="preserve">: an initial search summary attributed [60] to</w:t>
+      </w:r>
+      <w:r>
+        <w:t xml:space="preserve"> </w:t>
+      </w:r>
+      <w:r>
+        <w:t xml:space="preserve">“</w:t>
+      </w:r>
+      <w:r>
+        <w:t xml:space="preserve">Moore et al.,</w:t>
+      </w:r>
+      <w:r>
+        <w:t xml:space="preserve">”</w:t>
+      </w:r>
+      <w:r>
+        <w:t xml:space="preserve"> </w:t>
+      </w:r>
+      <w:r>
+        <w:t xml:space="preserve">conflating the historically-named</w:t>
+      </w:r>
+      <w:r>
+        <w:t xml:space="preserve"> </w:t>
+      </w:r>
+      <w:r>
+        <w:t xml:space="preserve">“</w:t>
+      </w:r>
+      <w:r>
+        <w:t xml:space="preserve">Moore swab</w:t>
+      </w:r>
+      <w:r>
+        <w:t xml:space="preserve">”</w:t>
+      </w:r>
+      <w:r>
+        <w:t xml:space="preserve"> </w:t>
+      </w:r>
+      <w:r>
+        <w:t xml:space="preserve">sampling method with the paper’s actual authorship; a dedicated re-search confirmed the correct first author as Schang. This is recorded as a positive instance of this review’s verification discipline working as intended, not merely a limitation to disclose.</w:t>
       </w:r>
     </w:p>
     <w:p>
       <w:pPr>
-        <w:pStyle w:val="FirstParagraph"/>
+        <w:pStyle w:val="BodyText"/>
       </w:pPr>
       <w:r>
         <w:rPr>
           <w:bCs/>
           <w:b/>
         </w:rPr>
-        <w:t xml:space="preserve">Methodology and its limits, stated honestly:</w:t>
-      </w:r>
-      <w:r>
-        <w:t xml:space="preserve"> </w:t>
-      </w:r>
-      <w:r>
-        <w:t xml:space="preserve">an automated heuristic scan flagged paragraphs (a) longer than ~150 characters, (b) containing an evidentiary-sounding word (</w:t>
-      </w:r>
-      <w:r>
-        <w:t xml:space="preserve">“</w:t>
-      </w:r>
-      <w:r>
-        <w:t xml:space="preserve">found,</w:t>
-      </w:r>
-      <w:r>
-        <w:t xml:space="preserve">”</w:t>
-      </w:r>
-      <w:r>
-        <w:t xml:space="preserve"> </w:t>
-      </w:r>
-      <w:r>
-        <w:t xml:space="preserve">“</w:t>
-      </w:r>
-      <w:r>
-        <w:t xml:space="preserve">reported,</w:t>
-      </w:r>
-      <w:r>
-        <w:t xml:space="preserve">”</w:t>
-      </w:r>
-      <w:r>
-        <w:t xml:space="preserve"> </w:t>
-      </w:r>
-      <w:r>
-        <w:t xml:space="preserve">“</w:t>
-      </w:r>
-      <w:r>
-        <w:t xml:space="preserve">showed,</w:t>
-      </w:r>
-      <w:r>
-        <w:t xml:space="preserve">”</w:t>
-      </w:r>
-      <w:r>
-        <w:t xml:space="preserve"> </w:t>
-      </w:r>
-      <w:r>
-        <w:t xml:space="preserve">“</w:t>
-      </w:r>
-      <w:r>
-        <w:t xml:space="preserve">documented,</w:t>
-      </w:r>
-      <w:r>
-        <w:t xml:space="preserve">”</w:t>
-      </w:r>
-      <w:r>
-        <w:t xml:space="preserve"> </w:t>
-      </w:r>
-      <w:r>
-        <w:t xml:space="preserve">“</w:t>
-      </w:r>
-      <w:r>
-        <w:t xml:space="preserve">study,</w:t>
-      </w:r>
-      <w:r>
-        <w:t xml:space="preserve">”</w:t>
-      </w:r>
-      <w:r>
-        <w:t xml:space="preserve"> </w:t>
-      </w:r>
-      <w:r>
-        <w:t xml:space="preserve">“</w:t>
-      </w:r>
-      <w:r>
-        <w:t xml:space="preserve">evidence,</w:t>
-      </w:r>
-      <w:r>
-        <w:t xml:space="preserve">”</w:t>
-      </w:r>
-      <w:r>
-        <w:t xml:space="preserve"> </w:t>
-      </w:r>
-      <w:r>
-        <w:t xml:space="preserve">etc.), and (c) lacking a bracketed reference number or an</w:t>
-      </w:r>
-      <w:r>
-        <w:t xml:space="preserve"> </w:t>
-      </w:r>
-      <w:r>
-        <w:t xml:space="preserve">“</w:t>
-      </w:r>
-      <w:r>
-        <w:t xml:space="preserve">et al./(year)</w:t>
-      </w:r>
-      <w:r>
-        <w:t xml:space="preserve">”</w:t>
-      </w:r>
-      <w:r>
-        <w:t xml:space="preserve"> </w:t>
-      </w:r>
-      <w:r>
-        <w:t xml:space="preserve">pattern nearby. This heuristic substantially</w:t>
+        <w:t xml:space="preserve">2026-07-13 retest and access-failure log (retained, still current).</w:t>
+      </w:r>
+      <w:r>
+        <w:t xml:space="preserve"> </w:t>
+      </w:r>
+      <w:r>
+        <w:t xml:space="preserve">WebFetch was re-tested against representative targets from Chapters 8 and 9; both returned</w:t>
       </w:r>
       <w:r>
         <w:t xml:space="preserve"> </w:t>
@@ -1047,10 +1844,70 @@
           <w:bCs/>
           <w:b/>
         </w:rPr>
-        <w:t xml:space="preserve">over-flags</w:t>
-      </w:r>
-      <w:r>
-        <w:t xml:space="preserve">: most of what it catches is this review’s own original conceptual, definitional, or argumentative content — formal equations, the five-way identifiability distinction (§7.0), the uncertainty-type taxonomy (§8.1), section-bridge paragraphs, table/box framing sentences — which correctly carries no citation because it is the review’s analytical contribution, not an empirical claim borrowed from a source. It is not a reliable count of actual evidentiary gaps, and manual review of the flagged list is required before treating any specific paragraph as an uncited claim needing a citation.</w:t>
+        <w:t xml:space="preserve">HTTP 403 Forbidden</w:t>
+      </w:r>
+      <w:r>
+        <w:t xml:space="preserve">, the same failure mode documented at every full-text attempt across this entire project, including Chapter 10’s sources (not independently re-tested this specific round, since the structural failure mode — a blocked outbound-fetch capability — has been confirmed repeatedly and does not vary by source).</w:t>
+      </w:r>
+      <w:r>
+        <w:t xml:space="preserve"> </w:t>
+      </w:r>
+      <w:r>
+        <w:rPr>
+          <w:bCs/>
+          <w:b/>
+        </w:rPr>
+        <w:t xml:space="preserve">Remediation requires one of:</w:t>
+      </w:r>
+      <w:r>
+        <w:t xml:space="preserve"> </w:t>
+      </w:r>
+      <w:r>
+        <w:t xml:space="preserve">(a) database/full-text access being granted to this session, or (b) the user supplying PDFs, exports, or pasted full text for specific papers. Until either occurs, 0/67 is the correct and honest count.</w:t>
+      </w:r>
+    </w:p>
+    <w:bookmarkEnd w:id="22"/>
+    <w:bookmarkStart w:id="23" w:name="X165abe4a7aa16fd964b7f72fbb49badf5645761"/>
+    <w:p>
+      <w:pPr>
+        <w:pStyle w:val="Heading2"/>
+      </w:pPr>
+      <w:r>
+        <w:t xml:space="preserve">3. Paragraphs without a specific citation — methodology and approximate counts</w:t>
+      </w:r>
+    </w:p>
+    <w:p>
+      <w:pPr>
+        <w:pStyle w:val="FirstParagraph"/>
+      </w:pPr>
+      <w:r>
+        <w:rPr>
+          <w:bCs/>
+          <w:b/>
+        </w:rPr>
+        <w:t xml:space="preserve">Methodology unchanged, re-run fresh against Chapter 10 specifically.</w:t>
+      </w:r>
+      <w:r>
+        <w:t xml:space="preserve"> </w:t>
+      </w:r>
+      <w:r>
+        <w:t xml:space="preserve">Chapter 10 shows the highest flag rate of any chapter to date (56%), for the same structural reason identified for Chapter 9 (§-cross-references not recognized as citations by this pattern-match) plus one additional Chapter-10-specific factor:</w:t>
+      </w:r>
+      <w:r>
+        <w:t xml:space="preserve"> </w:t>
+      </w:r>
+      <w:r>
+        <w:rPr>
+          <w:bCs/>
+          <w:b/>
+        </w:rPr>
+        <w:t xml:space="preserve">§10.10’s technology-readiness framework and Table 8/Box are entirely original synthesis, explicitly labeled as such, and correctly carry no external citation</w:t>
+      </w:r>
+      <w:r>
+        <w:t xml:space="preserve"> </w:t>
+      </w:r>
+      <w:r>
+        <w:t xml:space="preserve">— a larger share of Chapter 10’s text is this kind of original framework content than in any prior chapter, mechanically inflating the flag rate without indicating a real evidentiary gap.</w:t>
       </w:r>
     </w:p>
     <w:tbl>
@@ -1528,6 +2385,106 @@
               <w:jc w:val="left"/>
             </w:pPr>
             <w:r>
+              <w:t xml:space="preserve">9</w:t>
+            </w:r>
+          </w:p>
+        </w:tc>
+        <w:tc>
+          <w:tcPr/>
+          <w:p>
+            <w:pPr>
+              <w:pStyle w:val="Compact"/>
+              <w:jc w:val="left"/>
+            </w:pPr>
+            <w:r>
+              <w:t xml:space="preserve">44</w:t>
+            </w:r>
+          </w:p>
+        </w:tc>
+        <w:tc>
+          <w:tcPr/>
+          <w:p>
+            <w:pPr>
+              <w:pStyle w:val="Compact"/>
+              <w:jc w:val="left"/>
+            </w:pPr>
+            <w:r>
+              <w:t xml:space="preserve">16</w:t>
+            </w:r>
+          </w:p>
+        </w:tc>
+        <w:tc>
+          <w:tcPr/>
+          <w:p>
+            <w:pPr>
+              <w:pStyle w:val="Compact"/>
+              <w:jc w:val="left"/>
+            </w:pPr>
+            <w:r>
+              <w:t xml:space="preserve">36%</w:t>
+            </w:r>
+          </w:p>
+        </w:tc>
+      </w:tr>
+      <w:tr>
+        <w:tc>
+          <w:tcPr/>
+          <w:p>
+            <w:pPr>
+              <w:pStyle w:val="Compact"/>
+              <w:jc w:val="left"/>
+            </w:pPr>
+            <w:r>
+              <w:t xml:space="preserve">10 (re-run fresh this round)</w:t>
+            </w:r>
+          </w:p>
+        </w:tc>
+        <w:tc>
+          <w:tcPr/>
+          <w:p>
+            <w:pPr>
+              <w:pStyle w:val="Compact"/>
+              <w:jc w:val="left"/>
+            </w:pPr>
+            <w:r>
+              <w:t xml:space="preserve">27</w:t>
+            </w:r>
+          </w:p>
+        </w:tc>
+        <w:tc>
+          <w:tcPr/>
+          <w:p>
+            <w:pPr>
+              <w:pStyle w:val="Compact"/>
+              <w:jc w:val="left"/>
+            </w:pPr>
+            <w:r>
+              <w:t xml:space="preserve">15</w:t>
+            </w:r>
+          </w:p>
+        </w:tc>
+        <w:tc>
+          <w:tcPr/>
+          <w:p>
+            <w:pPr>
+              <w:pStyle w:val="Compact"/>
+              <w:jc w:val="left"/>
+            </w:pPr>
+            <w:r>
+              <w:t xml:space="preserve">56%</w:t>
+            </w:r>
+          </w:p>
+        </w:tc>
+      </w:tr>
+      <w:tr>
+        <w:tc>
+          <w:tcPr/>
+          <w:p>
+            <w:pPr>
+              <w:pStyle w:val="Compact"/>
+              <w:jc w:val="left"/>
+            </w:pPr>
+            <w:r>
               <w:rPr>
                 <w:bCs/>
                 <w:b/>
@@ -1548,7 +2505,7 @@
                 <w:bCs/>
                 <w:b/>
               </w:rPr>
-              <w:t xml:space="preserve">343</w:t>
+              <w:t xml:space="preserve">414</w:t>
             </w:r>
           </w:p>
         </w:tc>
@@ -1564,7 +2521,7 @@
                 <w:bCs/>
                 <w:b/>
               </w:rPr>
-              <w:t xml:space="preserve">75</w:t>
+              <w:t xml:space="preserve">106</w:t>
             </w:r>
           </w:p>
         </w:tc>
@@ -1580,7 +2537,7 @@
                 <w:bCs/>
                 <w:b/>
               </w:rPr>
-              <w:t xml:space="preserve">22%</w:t>
+              <w:t xml:space="preserve">26%</w:t>
             </w:r>
           </w:p>
         </w:tc>
@@ -1595,13 +2552,10 @@
           <w:bCs/>
           <w:b/>
         </w:rPr>
-        <w:t xml:space="preserve">Manual spot-check of the flagged list (not exhaustive) confirms the over-flagging pattern:</w:t>
-      </w:r>
-      <w:r>
-        <w:t xml:space="preserve"> </w:t>
-      </w:r>
-      <w:r>
-        <w:t xml:space="preserve">e.g., the Chapter 6 item</w:t>
+        <w:t xml:space="preserve">Manual spot-check of Chapter 10’s 15 flagged items confirms the same over-flagging pattern</w:t>
+      </w:r>
+      <w:r>
+        <w:t xml:space="preserve">: e.g., §10.5’s</w:t>
       </w:r>
       <w:r>
         <w:t xml:space="preserve"> </w:t>
@@ -1610,7 +2564,7 @@
         <w:t xml:space="preserve">“</w:t>
       </w:r>
       <w:r>
-        <w:t xml:space="preserve">This is not merely a theoretical risk. A 2026 systematic review of 247 published articles…</w:t>
+        <w:t xml:space="preserve">process-informed AI is not permitted, anywhere in this review, to substitute for the mechanistic understanding Chapters 3–8 developed</w:t>
       </w:r>
       <w:r>
         <w:t xml:space="preserve">”</w:t>
@@ -1619,7 +2573,7 @@
         <w:t xml:space="preserve"> </w:t>
       </w:r>
       <w:r>
-        <w:t xml:space="preserve">is in fact citing [34] Ahmed et al. in the same paragraph (the automated pattern simply didn’t match this particular in-text citation format); most Chapter 7–8 flagged items are the chapters’ own organizing-framework sentences (§7.0’s five-way distinction restated, §8.0’s marginalization-equation gloss, structural-bridge paragraphs), not empirical claims.</w:t>
+        <w:t xml:space="preserve">is flagged only because it doesn’t match the citation-pattern regex, not because it lacks support — it is this review’s own stated instruction/argument, internally consistent with everything since Chapter 3. Table 8 and the Box are both explicitly self-labeled original content.</w:t>
       </w:r>
       <w:r>
         <w:t xml:space="preserve"> </w:t>
@@ -1629,17 +2583,11 @@
           <w:bCs/>
           <w:b/>
         </w:rPr>
-        <w:t xml:space="preserve">No paragraph identified in this pass was found, on manual spot-check, to assert a specific quantitative or comparative empirical finding without a supporting citation</w:t>
-      </w:r>
-      <w:r>
-        <w:t xml:space="preserve"> </w:t>
-      </w:r>
-      <w:r>
-        <w:t xml:space="preserve">— the review’s practice of flagging every quantitative claim explicitly (per the Pending Verification List) appears, on this spot-check, to hold. This is a spot-check, not an exhaustive line-by-line audit, and should not be read as a guarantee that zero such gaps exist.</w:t>
+        <w:t xml:space="preserve">No item in Chapter 10’s flagged list was found, on this spot-check, to assert an external empirical finding without a supporting citation.</w:t>
       </w:r>
     </w:p>
-    <w:bookmarkEnd w:id="22"/>
-    <w:bookmarkStart w:id="23" w:name="Xd2bbb04acfe5076ccf3d86ff8e972776dbf09e1"/>
+    <w:bookmarkEnd w:id="23"/>
+    <w:bookmarkStart w:id="24" w:name="Xd2bbb04acfe5076ccf3d86ff8e972776dbf09e1"/>
     <w:p>
       <w:pPr>
         <w:pStyle w:val="Heading2"/>
@@ -1669,7 +2617,20 @@
         <w:t xml:space="preserve"> </w:t>
       </w:r>
       <w:r>
-        <w:t xml:space="preserve">establish, as a documented fact rather than an impression: the review’s evidence base leans heavily on primary WBE studies (33 of 51, 65%) with a meaningful general-methodology contribution specifically in Chapter 7 (identifiability theory, 3 of 11 chapter references), that institutional/secondary sources are concentrated entirely in the introductory chapters (7 of 7 in Ch. 1–2, 0 elsewhere), and that zero sources have been read in full text at any point in this project.</w:t>
+        <w:t xml:space="preserve">establish: the review’s evidence base leans heavily on primary WBE studies (40 of 67 active references, 60%); Chapter 10 is the first chapter to cite</w:t>
+      </w:r>
+      <w:r>
+        <w:t xml:space="preserve"> </w:t>
+      </w:r>
+      <w:r>
+        <w:rPr>
+          <w:bCs/>
+          <w:b/>
+        </w:rPr>
+        <w:t xml:space="preserve">zero preprints</w:t>
+      </w:r>
+      <w:r>
+        <w:t xml:space="preserve">, a deliberate evidentiary improvement over Chapter 9’s necessarily preprint-inclusive alert-detection literature; Chapter 10’s metadata-verification hit rate (7 of 8 on first search) is higher than Chapter 9’s; and zero sources have been read in full text at any point in this project, across all 67 active references.</w:t>
       </w:r>
     </w:p>
     <w:p>
@@ -1693,124 +2654,41 @@
         <w:t xml:space="preserve"> </w:t>
       </w:r>
       <w:r>
-        <w:t xml:space="preserve">establish that the review is free of unsupported claims — the paragraph-level heuristic is too imprecise for that, and a genuine claim-by-claim audit would require reading every paragraph against its nearest citation manually, which has not been done here. It also does not substitute for the systematic database search (Web of Science, Scopus) this review has never had access to (§2.1–§2.3) — the counts above describe the shape of</w:t>
-      </w:r>
-      <w:r>
-        <w:t xml:space="preserve"> </w:t>
-      </w:r>
-      <w:r>
-        <w:rPr>
-          <w:iCs/>
-          <w:i/>
-        </w:rPr>
-        <w:t xml:space="preserve">this</w:t>
-      </w:r>
-      <w:r>
-        <w:t xml:space="preserve"> </w:t>
-      </w:r>
-      <w:r>
-        <w:t xml:space="preserve">review’s self-selected, search-engine-derived evidence base, not the shape of the WBE literature as a whole.</w:t>
+        <w:t xml:space="preserve">establish freedom from unsupported claims (§3’s heuristic is imprecise), nor does it substitute for the systematic database search this review has never had access to. Chapter 10 does not have its own dedicated paragraph-by-paragraph claim audit the way Chapter 9 does (</w:t>
+      </w:r>
+      <w:r>
+        <w:rPr>
+          <w:rStyle w:val="VerbatimChar"/>
+        </w:rPr>
+        <w:t xml:space="preserve">WBE_Review_Ch9_Claim_Audit.md</w:t>
+      </w:r>
+      <w:r>
+        <w:t xml:space="preserve">) — per this round’s request, Chapter 10 instead has a lighter-weight</w:t>
+      </w:r>
+      <w:r>
+        <w:t xml:space="preserve"> </w:t>
+      </w:r>
+      <w:r>
+        <w:rPr>
+          <w:rStyle w:val="VerbatimChar"/>
+        </w:rPr>
+        <w:t xml:space="preserve">WBE_Review_Ch10_Evidence_Note.md</w:t>
+      </w:r>
+      <w:r>
+        <w:t xml:space="preserve"> </w:t>
+      </w:r>
+      <w:r>
+        <w:t xml:space="preserve">— consult that file for Chapter 10’s evidence-base summary beyond this file’s aggregate counts.</w:t>
       </w:r>
     </w:p>
-    <w:bookmarkEnd w:id="23"/>
-    <w:bookmarkStart w:id="24" w:name="X947fb3bb5d160470bb1be9a4e49df0355ca4eed"/>
+    <w:bookmarkEnd w:id="24"/>
+    <w:bookmarkStart w:id="25" w:name="withdrawn-and-flagged-references-and-why"/>
     <w:p>
       <w:pPr>
         <w:pStyle w:val="Heading2"/>
       </w:pPr>
       <w:r>
-        <w:t xml:space="preserve">5. Execution toolkit status (added 2026-07-13, additive only — no change to the counts above)</w:t>
-      </w:r>
-    </w:p>
-    <w:p>
-      <w:pPr>
-        <w:pStyle w:val="FirstParagraph"/>
-      </w:pPr>
-      <w:r>
-        <w:t xml:space="preserve">A systematic-review execution toolkit now exists at</w:t>
-      </w:r>
-      <w:r>
-        <w:t xml:space="preserve"> </w:t>
-      </w:r>
-      <w:r>
-        <w:rPr>
-          <w:rStyle w:val="VerbatimChar"/>
-        </w:rPr>
-        <w:t xml:space="preserve">systematic-review/</w:t>
-      </w:r>
-      <w:r>
-        <w:t xml:space="preserve"> </w:t>
-      </w:r>
-      <w:r>
-        <w:t xml:space="preserve">(README, standard directory structure, search-log/screening/data-extraction/claim-audit/table-cell-audit CSV templates, a 44-reference machine-readable seed-recall list, and three tested Python scripts:</w:t>
-      </w:r>
-      <w:r>
-        <w:t xml:space="preserve"> </w:t>
-      </w:r>
-      <w:r>
-        <w:rPr>
-          <w:rStyle w:val="VerbatimChar"/>
-        </w:rPr>
-        <w:t xml:space="preserve">deduplicate_records.py</w:t>
-      </w:r>
-      <w:r>
-        <w:t xml:space="preserve">,</w:t>
-      </w:r>
-      <w:r>
-        <w:t xml:space="preserve"> </w:t>
-      </w:r>
-      <w:r>
-        <w:rPr>
-          <w:rStyle w:val="VerbatimChar"/>
-        </w:rPr>
-        <w:t xml:space="preserve">check_seed_recall.py</w:t>
-      </w:r>
-      <w:r>
-        <w:t xml:space="preserve">,</w:t>
-      </w:r>
-      <w:r>
-        <w:t xml:space="preserve"> </w:t>
-      </w:r>
-      <w:r>
-        <w:rPr>
-          <w:rStyle w:val="VerbatimChar"/>
-        </w:rPr>
-        <w:t xml:space="preserve">generate_prisma_counts.py</w:t>
-      </w:r>
-      <w:r>
-        <w:t xml:space="preserve">). This toolkit changes what this review is</w:t>
-      </w:r>
-      <w:r>
-        <w:t xml:space="preserve"> </w:t>
-      </w:r>
-      <w:r>
-        <w:rPr>
-          <w:iCs/>
-          <w:i/>
-        </w:rPr>
-        <w:t xml:space="preserve">able to do</w:t>
-      </w:r>
-      <w:r>
-        <w:t xml:space="preserve"> </w:t>
-      </w:r>
-      <w:r>
-        <w:t xml:space="preserve">once real data arrives; it changes</w:t>
-      </w:r>
-      <w:r>
-        <w:t xml:space="preserve"> </w:t>
-      </w:r>
-      <w:r>
-        <w:rPr>
-          <w:bCs/>
-          <w:b/>
-        </w:rPr>
-        <w:t xml:space="preserve">nothing</w:t>
-      </w:r>
-      <w:r>
-        <w:t xml:space="preserve"> </w:t>
-      </w:r>
-      <w:r>
-        <w:t xml:space="preserve">about the review’s current evidentiary state:</w:t>
+        <w:t xml:space="preserve">5. Withdrawn and flagged references, and why</w:t>
       </w:r>
     </w:p>
     <w:p>
@@ -1826,13 +2704,56 @@
           <w:bCs/>
           <w:b/>
         </w:rPr>
-        <w:t xml:space="preserve">The formal database search has still not been executed.</w:t>
-      </w:r>
-      <w:r>
-        <w:t xml:space="preserve"> </w:t>
-      </w:r>
-      <w:r>
-        <w:t xml:space="preserve">No Web of Science, Scopus, or PubMed query has been run against a real database from within this session — see</w:t>
+        <w:t xml:space="preserve">[56]</w:t>
+      </w:r>
+      <w:r>
+        <w:t xml:space="preserve"> </w:t>
+      </w:r>
+      <w:r>
+        <w:t xml:space="preserve">(a proposed EWMA-based early-warning index, Chapter 9) remains</w:t>
+      </w:r>
+      <w:r>
+        <w:t xml:space="preserve"> </w:t>
+      </w:r>
+      <w:r>
+        <w:rPr>
+          <w:bCs/>
+          <w:b/>
+        </w:rPr>
+        <w:t xml:space="preserve">withdrawn from active citation</w:t>
+      </w:r>
+      <w:r>
+        <w:t xml:space="preserve">: even a possible co-author’s name could not be independently corroborated beyond a single, non-independently-repeated search result. It remains numbered [56] to avoid disrupting downstream numbering, marked</w:t>
+      </w:r>
+      <w:r>
+        <w:t xml:space="preserve"> </w:t>
+      </w:r>
+      <w:r>
+        <w:rPr>
+          <w:bCs/>
+          <w:b/>
+        </w:rPr>
+        <w:t xml:space="preserve">“</w:t>
+      </w:r>
+      <w:r>
+        <w:rPr>
+          <w:bCs/>
+          <w:b/>
+        </w:rPr>
+        <w:t xml:space="preserve">WITHDRAWN — do not cite until metadata resolved</w:t>
+      </w:r>
+      <w:r>
+        <w:rPr>
+          <w:bCs/>
+          <w:b/>
+        </w:rPr>
+        <w:t xml:space="preserve">”</w:t>
+      </w:r>
+      <w:r>
+        <w:t xml:space="preserve"> </w:t>
+      </w:r>
+      <w:r>
+        <w:t xml:space="preserve">in</w:t>
       </w:r>
       <w:r>
         <w:t xml:space="preserve"> </w:t>
@@ -1841,13 +2762,49 @@
         <w:rPr>
           <w:rStyle w:val="VerbatimChar"/>
         </w:rPr>
-        <w:t xml:space="preserve">WBE_Review_Systematic_Search_Strategy.md</w:t>
-      </w:r>
-      <w:r>
-        <w:t xml:space="preserve"> </w:t>
-      </w:r>
-      <w:r>
-        <w:t xml:space="preserve">§16 for the tested basis of that statement, re-confirmed this round.</w:t>
+        <w:t xml:space="preserve">WBE_Review_References.md</w:t>
+      </w:r>
+      <w:r>
+        <w:t xml:space="preserve"> </w:t>
+      </w:r>
+      <w:r>
+        <w:t xml:space="preserve">and the Citation Verification Table, and excluded from every</w:t>
+      </w:r>
+      <w:r>
+        <w:t xml:space="preserve"> </w:t>
+      </w:r>
+      <w:r>
+        <w:t xml:space="preserve">“</w:t>
+      </w:r>
+      <w:r>
+        <w:t xml:space="preserve">67</w:t>
+      </w:r>
+      <w:r>
+        <w:t xml:space="preserve">”</w:t>
+      </w:r>
+      <w:r>
+        <w:t xml:space="preserve"> </w:t>
+      </w:r>
+      <w:r>
+        <w:t xml:space="preserve">or</w:t>
+      </w:r>
+      <w:r>
+        <w:t xml:space="preserve"> </w:t>
+      </w:r>
+      <w:r>
+        <w:t xml:space="preserve">“</w:t>
+      </w:r>
+      <w:r>
+        <w:t xml:space="preserve">active</w:t>
+      </w:r>
+      <w:r>
+        <w:t xml:space="preserve">”</w:t>
+      </w:r>
+      <w:r>
+        <w:t xml:space="preserve"> </w:t>
+      </w:r>
+      <w:r>
+        <w:t xml:space="preserve">count in this file.</w:t>
       </w:r>
     </w:p>
     <w:p>
@@ -1863,104 +2820,155 @@
           <w:bCs/>
           <w:b/>
         </w:rPr>
-        <w:t xml:space="preserve">Full-text verification remains 0/51.</w:t>
-      </w:r>
-      <w:r>
-        <w:t xml:space="preserve"> </w:t>
-      </w:r>
-      <w:r>
-        <w:t xml:space="preserve">The toolkit’s scripts were exercised only against clearly-labeled synthetic test fixtures (</w:t>
-      </w:r>
-      <w:r>
-        <w:rPr>
-          <w:rStyle w:val="VerbatimChar"/>
-        </w:rPr>
-        <w:t xml:space="preserve">systematic-review/tests/synthetic_fixtures/</w:t>
-      </w:r>
-      <w:r>
-        <w:t xml:space="preserve">,</w:t>
-      </w:r>
-      <w:r>
-        <w:t xml:space="preserve"> </w:t>
-      </w:r>
-      <w:r>
-        <w:rPr>
-          <w:rStyle w:val="VerbatimChar"/>
-        </w:rPr>
-        <w:t xml:space="preserve">systematic-review/tests/TEST_RESULTS.md</w:t>
-      </w:r>
-      <w:r>
-        <w:t xml:space="preserve">) to confirm they parse, deduplicate, and report correctly — no synthetic result was allowed to touch</w:t>
-      </w:r>
-      <w:r>
-        <w:t xml:space="preserve"> </w:t>
-      </w:r>
-      <w:r>
-        <w:rPr>
-          <w:rStyle w:val="VerbatimChar"/>
-        </w:rPr>
-        <w:t xml:space="preserve">data/raw/</w:t>
-      </w:r>
-      <w:r>
-        <w:t xml:space="preserve">,</w:t>
-      </w:r>
-      <w:r>
-        <w:t xml:space="preserve"> </w:t>
-      </w:r>
-      <w:r>
-        <w:rPr>
-          <w:rStyle w:val="VerbatimChar"/>
-        </w:rPr>
-        <w:t xml:space="preserve">data/processed/</w:t>
-      </w:r>
-      <w:r>
-        <w:t xml:space="preserve">,</w:t>
-      </w:r>
-      <w:r>
-        <w:t xml:space="preserve"> </w:t>
-      </w:r>
-      <w:r>
-        <w:rPr>
-          <w:rStyle w:val="VerbatimChar"/>
-        </w:rPr>
-        <w:t xml:space="preserve">reports/</w:t>
-      </w:r>
-      <w:r>
-        <w:t xml:space="preserve">, or</w:t>
-      </w:r>
-      <w:r>
-        <w:t xml:space="preserve"> </w:t>
-      </w:r>
-      <w:r>
-        <w:rPr>
-          <w:rStyle w:val="VerbatimChar"/>
-        </w:rPr>
-        <w:t xml:space="preserve">logs/</w:t>
-      </w:r>
-      <w:r>
-        <w:t xml:space="preserve">, which remain empty (only</w:t>
-      </w:r>
-      <w:r>
-        <w:t xml:space="preserve"> </w:t>
-      </w:r>
-      <w:r>
-        <w:rPr>
-          <w:rStyle w:val="VerbatimChar"/>
-        </w:rPr>
-        <w:t xml:space="preserve">.gitkeep</w:t>
-      </w:r>
-      <w:r>
-        <w:t xml:space="preserve"> </w:t>
-      </w:r>
-      <w:r>
-        <w:t xml:space="preserve">placeholders) exactly as they should be with zero real searches executed.</w:t>
+        <w:t xml:space="preserve">[64]</w:t>
+      </w:r>
+      <w:r>
+        <w:t xml:space="preserve"> </w:t>
+      </w:r>
+      <w:r>
+        <w:t xml:space="preserve">(Keenum et al., Chapter 10) is</w:t>
+      </w:r>
+      <w:r>
+        <w:t xml:space="preserve"> </w:t>
+      </w:r>
+      <w:r>
+        <w:rPr>
+          <w:bCs/>
+          <w:b/>
+        </w:rPr>
+        <w:t xml:space="preserve">not withdrawn</w:t>
+      </w:r>
+      <w:r>
+        <w:t xml:space="preserve"> </w:t>
+      </w:r>
+      <w:r>
+        <w:t xml:space="preserve">but carries a distinct new flag: its retrieved author list contains</w:t>
+      </w:r>
+      <w:r>
+        <w:t xml:space="preserve"> </w:t>
+      </w:r>
+      <w:r>
+        <w:t xml:space="preserve">“</w:t>
+      </w:r>
+      <w:r>
+        <w:t xml:space="preserve">Gushgari</w:t>
+      </w:r>
+      <w:r>
+        <w:t xml:space="preserve">”</w:t>
+      </w:r>
+      <w:r>
+        <w:t xml:space="preserve"> </w:t>
+      </w:r>
+      <w:r>
+        <w:t xml:space="preserve">twice with different given-name initials, an internal inconsistency (not merely an incomplete list) not resolved this session. Unlike [56], a clearly-identified lead author (Keenum) exists with reasonable confidence, so this is treated as a</w:t>
+      </w:r>
+      <w:r>
+        <w:t xml:space="preserve"> </w:t>
+      </w:r>
+      <w:r>
+        <w:t xml:space="preserve">“</w:t>
+      </w:r>
+      <w:r>
+        <w:t xml:space="preserve">metadata incomplete/unresolved</w:t>
+      </w:r>
+      <w:r>
+        <w:t xml:space="preserve">”</w:t>
+      </w:r>
+      <w:r>
+        <w:t xml:space="preserve"> </w:t>
+      </w:r>
+      <w:r>
+        <w:t xml:space="preserve">case (§0, §2) rather than a withdrawal — consistent with how this review distinguished [56]’s weaker position from ordinary</w:t>
+      </w:r>
+      <w:r>
+        <w:t xml:space="preserve"> </w:t>
+      </w:r>
+      <w:r>
+        <w:t xml:space="preserve">“</w:t>
+      </w:r>
+      <w:r>
+        <w:t xml:space="preserve">et al.</w:t>
+      </w:r>
+      <w:r>
+        <w:t xml:space="preserve">”</w:t>
+      </w:r>
+      <w:r>
+        <w:t xml:space="preserve"> </w:t>
+      </w:r>
+      <w:r>
+        <w:t xml:space="preserve">sources in the prior round.</w:t>
+      </w:r>
+    </w:p>
+    <w:bookmarkEnd w:id="25"/>
+    <w:bookmarkStart w:id="26" w:name="X20c8067cf949c32e64e1cb87dfc94e5ff22a463"/>
+    <w:p>
+      <w:pPr>
+        <w:pStyle w:val="Heading2"/>
+      </w:pPr>
+      <w:r>
+        <w:t xml:space="preserve">6. Execution toolkit status (unchanged this round — the pilot toolkit was not modified)</w:t>
       </w:r>
     </w:p>
     <w:p>
       <w:pPr>
+        <w:pStyle w:val="FirstParagraph"/>
+      </w:pPr>
+      <w:r>
+        <w:t xml:space="preserve">A systematic-review execution toolkit exists at</w:t>
+      </w:r>
+      <w:r>
+        <w:t xml:space="preserve"> </w:t>
+      </w:r>
+      <w:r>
+        <w:rPr>
+          <w:rStyle w:val="VerbatimChar"/>
+        </w:rPr>
+        <w:t xml:space="preserve">systematic-review/</w:t>
+      </w:r>
+      <w:r>
+        <w:t xml:space="preserve"> </w:t>
+      </w:r>
+      <w:r>
+        <w:t xml:space="preserve">(README, standard directory structure, CSV templates, and tested Python scripts including pilot-mode support). This toolkit changes what this review is</w:t>
+      </w:r>
+      <w:r>
+        <w:t xml:space="preserve"> </w:t>
+      </w:r>
+      <w:r>
+        <w:rPr>
+          <w:iCs/>
+          <w:i/>
+        </w:rPr>
+        <w:t xml:space="preserve">able to do</w:t>
+      </w:r>
+      <w:r>
+        <w:t xml:space="preserve"> </w:t>
+      </w:r>
+      <w:r>
+        <w:t xml:space="preserve">once real data arrives; it changes</w:t>
+      </w:r>
+      <w:r>
+        <w:t xml:space="preserve"> </w:t>
+      </w:r>
+      <w:r>
+        <w:rPr>
+          <w:bCs/>
+          <w:b/>
+        </w:rPr>
+        <w:t xml:space="preserve">nothing</w:t>
+      </w:r>
+      <w:r>
+        <w:t xml:space="preserve"> </w:t>
+      </w:r>
+      <w:r>
+        <w:t xml:space="preserve">about the review’s current evidentiary state, and was not touched this round:</w:t>
+      </w:r>
+    </w:p>
+    <w:p>
+      <w:pPr>
         <w:numPr>
           <w:ilvl w:val="0"/>
-          <w:numId w:val="1001"/>
+          <w:numId w:val="1002"/>
         </w:numPr>
         <w:pStyle w:val="Compact"/>
       </w:pPr>
@@ -1969,71 +2977,20 @@
           <w:bCs/>
           <w:b/>
         </w:rPr>
-        <w:t xml:space="preserve">No real PRISMA number exists.</w:t>
-      </w:r>
-      <w:r>
-        <w:t xml:space="preserve"> </w:t>
-      </w:r>
-      <w:r>
-        <w:rPr>
-          <w:rStyle w:val="VerbatimChar"/>
-        </w:rPr>
-        <w:t xml:space="preserve">systematic-review/reports/prisma_counts.md</w:t>
-      </w:r>
-      <w:r>
-        <w:t xml:space="preserve"> </w:t>
-      </w:r>
-      <w:r>
-        <w:t xml:space="preserve">does not currently exist in the real (non-test)</w:t>
-      </w:r>
-      <w:r>
-        <w:t xml:space="preserve"> </w:t>
-      </w:r>
-      <w:r>
-        <w:rPr>
-          <w:rStyle w:val="VerbatimChar"/>
-        </w:rPr>
-        <w:t xml:space="preserve">reports/</w:t>
-      </w:r>
-      <w:r>
-        <w:t xml:space="preserve"> </w:t>
-      </w:r>
-      <w:r>
-        <w:t xml:space="preserve">directory; when</w:t>
-      </w:r>
-      <w:r>
-        <w:t xml:space="preserve"> </w:t>
-      </w:r>
-      <w:r>
-        <w:rPr>
-          <w:rStyle w:val="VerbatimChar"/>
-        </w:rPr>
-        <w:t xml:space="preserve">generate_prisma_counts.py</w:t>
-      </w:r>
-      <w:r>
-        <w:t xml:space="preserve"> </w:t>
-      </w:r>
-      <w:r>
-        <w:t xml:space="preserve">is run against real data it will either compute genuine counts or write an explicit</w:t>
-      </w:r>
-      <w:r>
-        <w:t xml:space="preserve"> </w:t>
-      </w:r>
-      <w:r>
-        <w:rPr>
-          <w:rStyle w:val="VerbatimChar"/>
-        </w:rPr>
-        <w:t xml:space="preserve">STATUS: NOT EXECUTED</w:t>
-      </w:r>
-      <w:r>
-        <w:t xml:space="preserve">, never a placeholder.</w:t>
+        <w:t xml:space="preserve">The formal database search has still not been executed.</w:t>
+      </w:r>
+      <w:r>
+        <w:t xml:space="preserve"> </w:t>
+      </w:r>
+      <w:r>
+        <w:t xml:space="preserve">No Web of Science, Scopus, or PubMed query has been run against a real database from within this session.</w:t>
       </w:r>
     </w:p>
     <w:p>
       <w:pPr>
         <w:numPr>
           <w:ilvl w:val="0"/>
-          <w:numId w:val="1001"/>
+          <w:numId w:val="1002"/>
         </w:numPr>
         <w:pStyle w:val="Compact"/>
       </w:pPr>
@@ -2042,13 +2999,54 @@
           <w:bCs/>
           <w:b/>
         </w:rPr>
-        <w:t xml:space="preserve">Next-state trigger, stated explicitly:</w:t>
-      </w:r>
-      <w:r>
-        <w:t xml:space="preserve"> </w:t>
-      </w:r>
-      <w:r>
-        <w:t xml:space="preserve">this review’s evidence base moves out of its current frozen state only when the user (or someone with institutional access) supplies real Web of Science, Scopus, and PubMed export files into</w:t>
+        <w:t xml:space="preserve">Full-text verification remains 0/67</w:t>
+      </w:r>
+      <w:r>
+        <w:t xml:space="preserve"> </w:t>
+      </w:r>
+      <w:r>
+        <w:t xml:space="preserve">(updated denominator this round; was 0/51 through Chapter 8, 0/59 through Chapter 9). The toolkit’s scripts have been exercised only against clearly-labeled synthetic test fixtures and genuine (still-negative) pilot-readiness checks against real, empty directories.</w:t>
+      </w:r>
+    </w:p>
+    <w:p>
+      <w:pPr>
+        <w:numPr>
+          <w:ilvl w:val="0"/>
+          <w:numId w:val="1002"/>
+        </w:numPr>
+        <w:pStyle w:val="Compact"/>
+      </w:pPr>
+      <w:r>
+        <w:rPr>
+          <w:bCs/>
+          <w:b/>
+        </w:rPr>
+        <w:t xml:space="preserve">No real PRISMA number exists</w:t>
+      </w:r>
+      <w:r>
+        <w:t xml:space="preserve">, and none was generated this round.</w:t>
+      </w:r>
+    </w:p>
+    <w:p>
+      <w:pPr>
+        <w:numPr>
+          <w:ilvl w:val="0"/>
+          <w:numId w:val="1002"/>
+        </w:numPr>
+        <w:pStyle w:val="Compact"/>
+      </w:pPr>
+      <w:r>
+        <w:rPr>
+          <w:bCs/>
+          <w:b/>
+        </w:rPr>
+        <w:t xml:space="preserve">Next-state trigger, unchanged:</w:t>
+      </w:r>
+      <w:r>
+        <w:t xml:space="preserve"> </w:t>
+      </w:r>
+      <w:r>
+        <w:t xml:space="preserve">this review’s evidence base moves out of its current state only when real Web of Science, Scopus, and PubMed export files are supplied into</w:t>
       </w:r>
       <w:r>
         <w:t xml:space="preserve"> </w:t>
@@ -2060,11 +3058,45 @@
         <w:t xml:space="preserve">systematic-review/data/raw/{wos,scopus,pubmed}/</w:t>
       </w:r>
       <w:r>
-        <w:t xml:space="preserve">. Until that file transfer happens, Chapters 1–8 remain frozen, Chapter 9 does not begin, and this section’s own status should be re-read as still current.</w:t>
+        <w:t xml:space="preserve">. Until that happens, every chapter’s prose continues to carry the</w:t>
+      </w:r>
+      <w:r>
+        <w:t xml:space="preserve"> </w:t>
+      </w:r>
+      <w:r>
+        <w:t xml:space="preserve">“</w:t>
+      </w:r>
+      <w:r>
+        <w:t xml:space="preserve">pending full-text verification</w:t>
+      </w:r>
+      <w:r>
+        <w:t xml:space="preserve">”</w:t>
+      </w:r>
+      <w:r>
+        <w:t xml:space="preserve"> </w:t>
+      </w:r>
+      <w:r>
+        <w:t xml:space="preserve">hedge documented throughout, and this file’s role is to keep the</w:t>
+      </w:r>
+      <w:r>
+        <w:t xml:space="preserve"> </w:t>
+      </w:r>
+      <w:r>
+        <w:rPr>
+          <w:iCs/>
+          <w:i/>
+        </w:rPr>
+        <w:t xml:space="preserve">denominator</w:t>
+      </w:r>
+      <w:r>
+        <w:t xml:space="preserve"> </w:t>
+      </w:r>
+      <w:r>
+        <w:t xml:space="preserve">honest as chapters are added — 67 today, whatever the true count is after Chapter 11, and so on — never to imply that adding chapters or references brings the review closer to formal verification by itself.</w:t>
       </w:r>
     </w:p>
-    <w:bookmarkEnd w:id="24"/>
-    <w:bookmarkEnd w:id="25"/>
+    <w:bookmarkEnd w:id="26"/>
+    <w:bookmarkEnd w:id="27"/>
     <w:sectPr>
       <w:pgSz w:h="15840" w:w="12240"/>
       <w:pgMar w:bottom="1008" w:left="864" w:right="864" w:top="1008"/>
@@ -2254,6 +3286,9 @@
     <w:abstractNumId w:val="990"/>
   </w:num>
   <w:num w:numId="1001">
+    <w:abstractNumId w:val="991"/>
+  </w:num>
+  <w:num w:numId="1002">
     <w:abstractNumId w:val="991"/>
   </w:num>
 </w:numbering>
